--- a/paper/CAST_투고본.docx
+++ b/paper/CAST_투고본.docx
@@ -14798,58 +14798,10 @@
     </w:p>
     <w:p>
       <w:r>
-        <w:t>첫째</w:t>
-      </w:r>
-      <w:r>
-        <w:t xml:space="preserve">, </w:t>
-      </w:r>
-      <w:r>
-        <w:t>두</w:t>
-      </w:r>
-      <w:r>
-        <w:t xml:space="preserve"> </w:t>
-      </w:r>
-      <w:r>
-        <w:t>축이</w:t>
-      </w:r>
-      <w:r>
-        <w:t xml:space="preserve"> </w:t>
-      </w:r>
-      <w:r>
-        <w:t>결합된</w:t>
-      </w:r>
-      <w:r>
-        <w:t xml:space="preserve"> </w:t>
-      </w:r>
-      <w:r>
-        <w:t>조건에서</w:t>
-      </w:r>
-      <w:r>
-        <w:t xml:space="preserve"> </w:t>
-      </w:r>
-      <w:r>
-        <w:t>용량</w:t>
-      </w:r>
-      <w:r>
-        <w:t xml:space="preserve"> </w:t>
-      </w:r>
-      <w:r>
-        <w:t>제약이</w:t>
-      </w:r>
-      <w:r>
-        <w:t xml:space="preserve"> </w:t>
-      </w:r>
-      <w:r>
-        <w:t>검토되지</w:t>
-      </w:r>
-      <w:r>
-        <w:t xml:space="preserve"> </w:t>
-      </w:r>
-      <w:r>
-        <w:t>않았다</w:t>
-      </w:r>
-      <w:r>
-        <w:t xml:space="preserve">. Sukprasert </w:t>
+        <w:t xml:space="preserve">첫째, 두 축을 결합한 분석적 연구에서는 용량 제약이 검토되지 않았다.</w:t>
+      </w:r>
+      <w:r>
+        <w:t xml:space="preserve"> Sukprasert </w:t>
       </w:r>
       <w:r>
         <w:t>등의</w:t>
@@ -16318,6 +16270,9 @@
         <w:t xml:space="preserve">. </w:t>
       </w:r>
       <w:r>
+        <w:t xml:space="preserve">Caspian도 마찬가지다 — 리전과 시간대를 함께 정하면서도 가중치(ω1)는 사람이 고르며, 저자들 스스로 그 값을 신중하게 정해야 한다고 결론지었다(4.3절). </w:t>
+      </w:r>
+      <w:r>
         <w:t>그러나</w:t>
       </w:r>
       <w:r>
@@ -16462,334 +16417,7 @@
     <w:p/>
     <w:p>
       <w:r>
-        <w:t>셋째</w:t>
-      </w:r>
-      <w:r>
-        <w:t xml:space="preserve">, </w:t>
-      </w:r>
-      <w:r>
-        <w:t>실제</w:t>
-      </w:r>
-      <w:r>
-        <w:t xml:space="preserve"> </w:t>
-      </w:r>
-      <w:r>
-        <w:t>시스템</w:t>
-      </w:r>
-      <w:r>
-        <w:t xml:space="preserve"> </w:t>
-      </w:r>
-      <w:r>
-        <w:t>구현과</w:t>
-      </w:r>
-      <w:r>
-        <w:t xml:space="preserve"> </w:t>
-      </w:r>
-      <w:r>
-        <w:t>시공간</w:t>
-      </w:r>
-      <w:r>
-        <w:t xml:space="preserve"> </w:t>
-      </w:r>
-      <w:r>
-        <w:t>통합이</w:t>
-      </w:r>
-      <w:r>
-        <w:t xml:space="preserve"> </w:t>
-      </w:r>
-      <w:r>
-        <w:t>아직</w:t>
-      </w:r>
-      <w:r>
-        <w:t xml:space="preserve"> </w:t>
-      </w:r>
-      <w:r>
-        <w:t>만나지</w:t>
-      </w:r>
-      <w:r>
-        <w:t xml:space="preserve"> </w:t>
-      </w:r>
-      <w:r>
-        <w:t>않았다</w:t>
-      </w:r>
-      <w:r>
-        <w:t>. CICS</w:t>
-      </w:r>
-      <w:r>
-        <w:t>는</w:t>
-      </w:r>
-      <w:r>
-        <w:t xml:space="preserve"> </w:t>
-      </w:r>
-      <w:r>
-        <w:t>프로덕션</w:t>
-      </w:r>
-      <w:r>
-        <w:t xml:space="preserve"> </w:t>
-      </w:r>
-      <w:r>
-        <w:t>배포</w:t>
-      </w:r>
-      <w:r>
-        <w:t xml:space="preserve"> </w:t>
-      </w:r>
-      <w:r>
-        <w:t>사례이나</w:t>
-      </w:r>
-      <w:r>
-        <w:t xml:space="preserve"> </w:t>
-      </w:r>
-      <w:r>
-        <w:t>시간</w:t>
-      </w:r>
-      <w:r>
-        <w:t xml:space="preserve"> </w:t>
-      </w:r>
-      <w:r>
-        <w:t>축에</w:t>
-      </w:r>
-      <w:r>
-        <w:t xml:space="preserve"> </w:t>
-      </w:r>
-      <w:r>
-        <w:t>한정되고</w:t>
-      </w:r>
-      <w:r>
-        <w:t>, CASPER</w:t>
-      </w:r>
-      <w:r>
-        <w:t>와</w:t>
-      </w:r>
-      <w:r>
-        <w:t xml:space="preserve"> VMware GSLB</w:t>
-      </w:r>
-      <w:r>
-        <w:t>는</w:t>
-      </w:r>
-      <w:r>
-        <w:t xml:space="preserve"> </w:t>
-      </w:r>
-      <w:r>
-        <w:t>공간</w:t>
-      </w:r>
-      <w:r>
-        <w:t xml:space="preserve"> </w:t>
-      </w:r>
-      <w:r>
-        <w:t>축에</w:t>
-      </w:r>
-      <w:r>
-        <w:t xml:space="preserve"> </w:t>
-      </w:r>
-      <w:r>
-        <w:t>한정된다</w:t>
-      </w:r>
-      <w:r>
-        <w:t>. CarbonFlex</w:t>
-      </w:r>
-      <w:r>
-        <w:t>는</w:t>
-      </w:r>
-      <w:r>
-        <w:t xml:space="preserve"> </w:t>
-      </w:r>
-      <w:r>
-        <w:t>용량</w:t>
-      </w:r>
-      <w:r>
-        <w:t xml:space="preserve"> </w:t>
-      </w:r>
-      <w:r>
-        <w:t>제약을</w:t>
-      </w:r>
-      <w:r>
-        <w:t xml:space="preserve"> </w:t>
-      </w:r>
-      <w:r>
-        <w:t>다루지만</w:t>
-      </w:r>
-      <w:r>
-        <w:t xml:space="preserve"> </w:t>
-      </w:r>
-      <w:r>
-        <w:t>단일</w:t>
-      </w:r>
-      <w:r>
-        <w:t xml:space="preserve"> </w:t>
-      </w:r>
-      <w:r>
-        <w:t>클러스터</w:t>
-      </w:r>
-      <w:r>
-        <w:t xml:space="preserve"> </w:t>
-      </w:r>
-      <w:r>
-        <w:t>안에</w:t>
-      </w:r>
-      <w:r>
-        <w:t xml:space="preserve"> </w:t>
-      </w:r>
-      <w:r>
-        <w:t>머문다</w:t>
-      </w:r>
-      <w:r>
-        <w:t xml:space="preserve">. </w:t>
-      </w:r>
-      <w:r>
-        <w:t>두</w:t>
-      </w:r>
-      <w:r>
-        <w:t xml:space="preserve"> </w:t>
-      </w:r>
-      <w:r>
-        <w:t>축을</w:t>
-      </w:r>
-      <w:r>
-        <w:t xml:space="preserve"> </w:t>
-      </w:r>
-      <w:r>
-        <w:t>함께</w:t>
-      </w:r>
-      <w:r>
-        <w:t xml:space="preserve"> </w:t>
-      </w:r>
-      <w:r>
-        <w:t>다룬</w:t>
-      </w:r>
-      <w:r>
-        <w:t xml:space="preserve"> Sukprasert </w:t>
-      </w:r>
-      <w:r>
-        <w:t>등의</w:t>
-      </w:r>
-      <w:r>
-        <w:t xml:space="preserve"> </w:t>
-      </w:r>
-      <w:r>
-        <w:t>연구는</w:t>
-      </w:r>
-      <w:r>
-        <w:t xml:space="preserve"> </w:t>
-      </w:r>
-      <w:r>
-        <w:t>시스템</w:t>
-      </w:r>
-      <w:r>
-        <w:t xml:space="preserve"> </w:t>
-      </w:r>
-      <w:r>
-        <w:t>구현이</w:t>
-      </w:r>
-      <w:r>
-        <w:t xml:space="preserve"> </w:t>
-      </w:r>
-      <w:r>
-        <w:t>아니라</w:t>
-      </w:r>
-      <w:r>
-        <w:t xml:space="preserve"> </w:t>
-      </w:r>
-      <w:r>
-        <w:t>상한</w:t>
-      </w:r>
-      <w:r>
-        <w:t xml:space="preserve"> </w:t>
-      </w:r>
-      <w:r>
-        <w:t>분석이다</w:t>
-      </w:r>
-      <w:r>
-        <w:t xml:space="preserve">. </w:t>
-      </w:r>
-      <w:r>
-        <w:t>즉</w:t>
-      </w:r>
-      <w:r>
-        <w:t xml:space="preserve"> </w:t>
-      </w:r>
-      <w:r>
-        <w:t>용량</w:t>
-      </w:r>
-      <w:r>
-        <w:t xml:space="preserve"> </w:t>
-      </w:r>
-      <w:r>
-        <w:t>제약이</w:t>
-      </w:r>
-      <w:r>
-        <w:t xml:space="preserve"> </w:t>
-      </w:r>
-      <w:r>
-        <w:t>존재하는</w:t>
-      </w:r>
-      <w:r>
-        <w:t xml:space="preserve"> </w:t>
-      </w:r>
-      <w:r>
-        <w:t>조건에서</w:t>
-      </w:r>
-      <w:r>
-        <w:t xml:space="preserve"> </w:t>
-      </w:r>
-      <w:r>
-        <w:t>두</w:t>
-      </w:r>
-      <w:r>
-        <w:t xml:space="preserve"> </w:t>
-      </w:r>
-      <w:r>
-        <w:t>축을</w:t>
-      </w:r>
-      <w:r>
-        <w:t xml:space="preserve"> </w:t>
-      </w:r>
-      <w:r>
-        <w:t>결합한</w:t>
-      </w:r>
-      <w:r>
-        <w:t xml:space="preserve"> </w:t>
-      </w:r>
-      <w:r>
-        <w:t>시스템의</w:t>
-      </w:r>
-      <w:r>
-        <w:t xml:space="preserve"> </w:t>
-      </w:r>
-      <w:r>
-        <w:t>실제</w:t>
-      </w:r>
-      <w:r>
-        <w:t xml:space="preserve"> </w:t>
-      </w:r>
-      <w:r>
-        <w:t>절감량은</w:t>
-      </w:r>
-      <w:r>
-        <w:t xml:space="preserve"> </w:t>
-      </w:r>
-      <w:r>
-        <w:t>아직</w:t>
-      </w:r>
-      <w:r>
-        <w:t xml:space="preserve"> </w:t>
-      </w:r>
-      <w:r>
-        <w:t>보고된</w:t>
-      </w:r>
-      <w:r>
-        <w:t xml:space="preserve"> </w:t>
-      </w:r>
-      <w:r>
-        <w:t>바</w:t>
-      </w:r>
-      <w:r>
-        <w:t xml:space="preserve"> </w:t>
-      </w:r>
-      <w:r>
-        <w:t>없다</w:t>
-      </w:r>
-      <w:r>
-        <w:t>.</w:t>
+        <w:t xml:space="preserve">셋째, 유일하게 두 축을 실제로 결합한 시스템인 Caspian조차 작업이 무한정 밀리지 않는다는 보장을 제공하지 않는다. CICS는 프로덕션 배포 사례이나 시간 축에 한정되고, CASPER와 VMware GSLB는 공간 축에 한정되며, CarbonFlex는 용량 제약을 다루지만 단일 클러스터 안에 머문다. Sukprasert 등의 연구는 시스템 구현이 아니라 상한 분석이다. Caspian은 리전과 시간대를 함께 정하고 용량 제약도 다루지만, 매 주기마다 대기·실행 중인 작업 전체를 다시 최적화하는 휴리스틱 배정으로 동작할 뿐, 어떤 작업도 유한 시간 안에 반드시 처리됨을 증명하지는 않는다. 본 연구는 이 보장을 5.6절에서 증명한다.</w:t>
       </w:r>
     </w:p>
     <w:p>
@@ -25312,7 +24940,7 @@
         <w:t>변수를</w:t>
       </w:r>
       <w:r>
-        <w:t xml:space="preserve"> s_j</w:t>
+        <w:t xml:space="preserve"> z_j</w:t>
       </w:r>
       <w:r>
         <w:t>로</w:t>
@@ -27371,6 +26999,11 @@
       </w:r>
       <w:r>
         <w:t>.</w:t>
+      </w:r>
+    </w:p>
+    <w:p>
+      <w:r>
+        <w:t xml:space="preserve">평균적으로 같은 가중치(α≈0.508)를 쓰는 셈이지만, 매 슬롯 다시 계산한다는 점이 차이를 만든다. 고정 α=0.5는 15,718.6 kg(−46.22%, 평균 지연 29.5 ms)을, 무릎점 자동 선택은 12,609.8 kg(−56.85%, 평균 지연 36.2 ms)을 낸다. 지연을 6.7 ms 더 쓰는 대가로 탄소를 10.64%포인트 더 줄이는 셈이다.</w:t>
       </w:r>
     </w:p>
     <w:p/>
@@ -36293,7 +35926,7 @@
           <w:sz w:val="16"/>
           <w:szCs w:val="16"/>
         </w:rPr>
-        <w:t xml:space="preserve">          … (12)</w:t>
+        <w:t xml:space="preserve">          … (16)</w:t>
       </w:r>
     </w:p>
     <w:p>
@@ -41300,6 +40933,11 @@
     </w:tbl>
     <w:p/>
     <w:p>
+      <w:r>
+        <w:t xml:space="preserve">주: 공간 이동 없이 홈 리전을 고정한 채 온라인 용량 인지 시간 이동만 단독으로 적용하면 23,789.1 kg, 기준 대비 18.60% 감소한다(초록·결론의 인용값과 동일).</w:t>
+      </w:r>
+    </w:p>
+    <w:p>
       <w:pPr>
         <w:keepNext/>
       </w:pPr>
@@ -45375,6 +45013,9 @@
         <w:t>.</w:t>
       </w:r>
       <w:r>
+        <w:t xml:space="preserve"> </w:t>
+      </w:r>
+      <w:r>
         <w:t>시간</w:t>
       </w:r>
       <w:r>
@@ -47083,7 +46724,7 @@
         <w:t>(</w:t>
       </w:r>
       <w:r>
-        <w:t>표</w:t>
+        <w:t xml:space="preserve">표 </w:t>
       </w:r>
       <w:r>
         <w:t>2 ④</w:t>
@@ -48076,6 +47717,12 @@
       </w:r>
       <w:r>
         <w:t>.</w:t>
+      </w:r>
+      <w:r>
+        <w:t xml:space="preserve"> 이 스윕은 §5.6의 Algorithm 1을 용량 K_r만 바꾸어 그대로 적용한다 — 무제약 행(K_r→∞)도 예외가 아니다.</w:t>
+      </w:r>
+      <w:r>
+        <w:t xml:space="preserve"> 따라서 이 값(9,996.2 kg)은 §5.5의 단일 결정 방식으로 얻은 §6.3 표 2의 ③(9,958.2 kg, 용량 미강제)과 다르다 — 두 값의 차이는 §6.6에서 다룬다.</w:t>
       </w:r>
     </w:p>
     <w:p/>

--- a/paper/CAST_투고본.docx
+++ b/paper/CAST_투고본.docx
@@ -40986,6 +40986,7 @@
     <w:p>
       <w:pPr>
         <w:keepNext/>
+        <w:keepLines/>
         <w:jc w:val="left"/>
         <w:rPr>
           <w:sz w:val="18"/>
@@ -50207,6 +50208,7 @@
     </w:p>
     <w:p>
       <w:pPr>
+        <w:keepNext/>
         <w:jc w:val="left"/>
         <w:rPr>
           <w:sz w:val="18"/>
@@ -50333,7 +50335,11 @@
         <w:t>비교</w:t>
       </w:r>
     </w:p>
-    <w:p/>
+    <w:p>
+      <w:pPr>
+        <w:keepNext/>
+      </w:pPr>
+    </w:p>
     <w:tbl>
       <w:tblPr>
         <w:tblW w:w="4300" w:type="dxa"/>
@@ -55251,88 +55257,6 @@
       <w:r>
         <w:t>.</w:t>
       </w:r>
-    </w:p>
-    <w:p/>
-    <w:p/>
-    <w:p>
-      <w:pPr>
-        <w:spacing w:line="276" w:lineRule="auto"/>
-      </w:pPr>
-    </w:p>
-    <w:p>
-      <w:pPr>
-        <w:spacing w:line="276" w:lineRule="auto"/>
-      </w:pPr>
-    </w:p>
-    <w:p>
-      <w:pPr>
-        <w:spacing w:line="276" w:lineRule="auto"/>
-      </w:pPr>
-    </w:p>
-    <w:p>
-      <w:pPr>
-        <w:spacing w:line="276" w:lineRule="auto"/>
-      </w:pPr>
-    </w:p>
-    <w:p>
-      <w:pPr>
-        <w:spacing w:line="276" w:lineRule="auto"/>
-      </w:pPr>
-    </w:p>
-    <w:p>
-      <w:pPr>
-        <w:spacing w:line="276" w:lineRule="auto"/>
-      </w:pPr>
-    </w:p>
-    <w:p>
-      <w:pPr>
-        <w:spacing w:line="276" w:lineRule="auto"/>
-      </w:pPr>
-    </w:p>
-    <w:p>
-      <w:pPr>
-        <w:spacing w:line="276" w:lineRule="auto"/>
-      </w:pPr>
-    </w:p>
-    <w:p>
-      <w:pPr>
-        <w:spacing w:line="276" w:lineRule="auto"/>
-      </w:pPr>
-    </w:p>
-    <w:p>
-      <w:pPr>
-        <w:spacing w:line="276" w:lineRule="auto"/>
-      </w:pPr>
-    </w:p>
-    <w:p>
-      <w:pPr>
-        <w:spacing w:line="276" w:lineRule="auto"/>
-      </w:pPr>
-    </w:p>
-    <w:p>
-      <w:pPr>
-        <w:spacing w:line="276" w:lineRule="auto"/>
-      </w:pPr>
-    </w:p>
-    <w:p>
-      <w:pPr>
-        <w:spacing w:line="276" w:lineRule="auto"/>
-      </w:pPr>
-    </w:p>
-    <w:p>
-      <w:pPr>
-        <w:spacing w:line="276" w:lineRule="auto"/>
-      </w:pPr>
-    </w:p>
-    <w:p>
-      <w:pPr>
-        <w:spacing w:line="276" w:lineRule="auto"/>
-      </w:pPr>
-    </w:p>
-    <w:p>
-      <w:pPr>
-        <w:spacing w:line="276" w:lineRule="auto"/>
-      </w:pPr>
     </w:p>
     <w:sectPr>
       <w:footerReference w:type="default" r:id="rId51"/>

--- a/paper/CAST_투고본.docx
+++ b/paper/CAST_투고본.docx
@@ -41005,7 +41005,7 @@
           <w:sz w:val="18"/>
           <w:szCs w:val="18"/>
         </w:rPr>
-        <w:t xml:space="preserve"> 7. </w:t>
+        <w:t xml:space="preserve"> 5. </w:t>
       </w:r>
       <w:r>
         <w:rPr>
@@ -41489,10 +41489,10 @@
         <w:t>그림</w:t>
       </w:r>
       <w:r>
-        <w:t xml:space="preserve"> 7</w:t>
-      </w:r>
-      <w:r>
-        <w:t>은</w:t>
+        <w:t xml:space="preserve"> 5</w:t>
+      </w:r>
+      <w:r>
+        <w:t>는</w:t>
       </w:r>
       <w:r>
         <w:t xml:space="preserve"> </w:t>
@@ -47106,7 +47106,7 @@
           <w:sz w:val="18"/>
           <w:szCs w:val="18"/>
         </w:rPr>
-        <w:t xml:space="preserve"> 5. </w:t>
+        <w:t xml:space="preserve"> 6. </w:t>
       </w:r>
       <w:r>
         <w:rPr>
@@ -47422,10 +47422,10 @@
         <w:t>그림</w:t>
       </w:r>
       <w:r>
-        <w:t xml:space="preserve"> 5</w:t>
-      </w:r>
-      <w:r>
-        <w:t>는</w:t>
+        <w:t xml:space="preserve"> 6</w:t>
+      </w:r>
+      <w:r>
+        <w:t>은</w:t>
       </w:r>
       <w:r>
         <w:t xml:space="preserve"> </w:t>
@@ -49447,7 +49447,7 @@
         <w:t>그림</w:t>
       </w:r>
       <w:r>
-        <w:t xml:space="preserve"> 6</w:t>
+        <w:t xml:space="preserve"> 7</w:t>
       </w:r>
       <w:r>
         <w:t>이</w:t>
@@ -49685,7 +49685,7 @@
           <w:sz w:val="18"/>
           <w:szCs w:val="18"/>
         </w:rPr>
-        <w:t xml:space="preserve"> 6. </w:t>
+        <w:t xml:space="preserve"> 7. </w:t>
       </w:r>
       <w:r>
         <w:rPr>
@@ -50029,7 +50029,7 @@
         <w:t>그림</w:t>
       </w:r>
       <w:r>
-        <w:t xml:space="preserve"> 6</w:t>
+        <w:t xml:space="preserve"> 7</w:t>
       </w:r>
       <w:r>
         <w:t>은</w:t>

--- a/paper/CAST_투고본.docx
+++ b/paper/CAST_투고본.docx
@@ -17354,6 +17354,9 @@
       </w:r>
       <w:r>
         <w:t>.</w:t>
+      </w:r>
+      <w:r>
+        <w:t xml:space="preserve"> 스케줄러가 정하는 값은 두 가지다 — 실행 리전을 나타내는 배정 변수 x_jr(작업 j를 리전 r에 배정하면 1)과 실행 시각 τ_j다.</w:t>
       </w:r>
     </w:p>
     <w:p/>
@@ -50360,13 +50363,7 @@
         <w:t xml:space="preserve"> — </w:t>
       </w:r>
       <w:r>
-        <w:t>정리</w:t>
-      </w:r>
-      <w:r>
-        <w:t xml:space="preserve"> 2</w:t>
-      </w:r>
-      <w:r>
-        <w:t>가</w:t>
+        <w:t xml:space="preserve">§5.6의 마감 위반 0 보장이</w:t>
       </w:r>
       <w:r>
         <w:t xml:space="preserve"> </w:t>

--- a/paper/CAST_투고본.docx
+++ b/paper/CAST_투고본.docx
@@ -2202,112 +2202,7 @@
         <w:t xml:space="preserve"> </w:t>
       </w:r>
       <w:r>
-        <w:t>정해진다</w:t>
-      </w:r>
-      <w:r>
-        <w:t xml:space="preserve">. </w:t>
-      </w:r>
-      <w:r>
-        <w:t>화석연료</w:t>
-      </w:r>
-      <w:r>
-        <w:t xml:space="preserve"> </w:t>
-      </w:r>
-      <w:r>
-        <w:t>기반</w:t>
-      </w:r>
-      <w:r>
-        <w:t xml:space="preserve"> </w:t>
-      </w:r>
-      <w:r>
-        <w:t>발전은</w:t>
-      </w:r>
-      <w:r>
-        <w:t xml:space="preserve"> </w:t>
-      </w:r>
-      <w:r>
-        <w:t>탄소</w:t>
-      </w:r>
-      <w:r>
-        <w:t xml:space="preserve"> </w:t>
-      </w:r>
-      <w:r>
-        <w:t>가중치가</w:t>
-      </w:r>
-      <w:r>
-        <w:t xml:space="preserve"> </w:t>
-      </w:r>
-      <w:r>
-        <w:t>높고</w:t>
-      </w:r>
-      <w:r>
-        <w:t xml:space="preserve"> </w:t>
-      </w:r>
-      <w:r>
-        <w:t>재생에너지와</w:t>
-      </w:r>
-      <w:r>
-        <w:t xml:space="preserve"> </w:t>
-      </w:r>
-      <w:r>
-        <w:t>원자력은</w:t>
-      </w:r>
-      <w:r>
-        <w:t xml:space="preserve"> </w:t>
-      </w:r>
-      <w:r>
-        <w:t>낮거나</w:t>
-      </w:r>
-      <w:r>
-        <w:t xml:space="preserve"> 0</w:t>
-      </w:r>
-      <w:r>
-        <w:t>이므로</w:t>
-      </w:r>
-      <w:r>
-        <w:t xml:space="preserve">, </w:t>
-      </w:r>
-      <w:r>
-        <w:t>발전</w:t>
-      </w:r>
-      <w:r>
-        <w:t xml:space="preserve"> </w:t>
-      </w:r>
-      <w:r>
-        <w:t>믹스의</w:t>
-      </w:r>
-      <w:r>
-        <w:t xml:space="preserve"> </w:t>
-      </w:r>
-      <w:r>
-        <w:t>구성</w:t>
-      </w:r>
-      <w:r>
-        <w:t xml:space="preserve"> </w:t>
-      </w:r>
-      <w:r>
-        <w:t>비율이</w:t>
-      </w:r>
-      <w:r>
-        <w:t xml:space="preserve"> </w:t>
-      </w:r>
-      <w:r>
-        <w:t>곧</w:t>
-      </w:r>
-      <w:r>
-        <w:t xml:space="preserve"> </w:t>
-      </w:r>
-      <w:r>
-        <w:t>탄소집약도가</w:t>
-      </w:r>
-      <w:r>
-        <w:t xml:space="preserve"> </w:t>
-      </w:r>
-      <w:r>
-        <w:t>된다</w:t>
-      </w:r>
-      <w:r>
-        <w:t>.</w:t>
+        <w:t xml:space="preserve">정해진다 — 화석연료 기반 발전은 탄소 가중치가 높고 재생에너지와 원자력은 낮거나 0이기 때문이다.</w:t>
       </w:r>
       <w:r>
         <w:br/>
@@ -10428,62 +10323,6 @@
     </w:p>
     <w:p>
       <w:r>
-        <w:t>본</w:t>
-      </w:r>
-      <w:r>
-        <w:t xml:space="preserve"> </w:t>
-      </w:r>
-      <w:r>
-        <w:t>연구가</w:t>
-      </w:r>
-      <w:r>
-        <w:t xml:space="preserve"> </w:t>
-      </w:r>
-      <w:r>
-        <w:t>다루는</w:t>
-      </w:r>
-      <w:r>
-        <w:t xml:space="preserve"> </w:t>
-      </w:r>
-      <w:r>
-        <w:t>것과</w:t>
-      </w:r>
-      <w:r>
-        <w:t xml:space="preserve"> </w:t>
-      </w:r>
-      <w:r>
-        <w:t>다루지</w:t>
-      </w:r>
-      <w:r>
-        <w:t xml:space="preserve"> </w:t>
-      </w:r>
-      <w:r>
-        <w:t>않는</w:t>
-      </w:r>
-      <w:r>
-        <w:t xml:space="preserve"> </w:t>
-      </w:r>
-      <w:r>
-        <w:t>것을</w:t>
-      </w:r>
-      <w:r>
-        <w:t xml:space="preserve"> </w:t>
-      </w:r>
-      <w:r>
-        <w:t>명확히</w:t>
-      </w:r>
-      <w:r>
-        <w:t xml:space="preserve"> </w:t>
-      </w:r>
-      <w:r>
-        <w:t>한다</w:t>
-      </w:r>
-      <w:r>
-        <w:t>.</w:t>
-      </w:r>
-    </w:p>
-    <w:p>
-      <w:r>
         <w:t>대상</w:t>
       </w:r>
       <w:r>
@@ -13804,124 +13643,7 @@
     </w:p>
     <w:p>
       <w:r>
-        <w:t xml:space="preserve">첫째, 두 축을 결합한 분석적 연구에서는 용량 제약이 검토되지 않았다.</w:t>
-      </w:r>
-      <w:r>
-        <w:t xml:space="preserve"> Sukprasert </w:t>
-      </w:r>
-      <w:r>
-        <w:t>등의</w:t>
-      </w:r>
-      <w:r>
-        <w:t xml:space="preserve"> </w:t>
-      </w:r>
-      <w:r>
-        <w:t>분석에서</w:t>
-      </w:r>
-      <w:r>
-        <w:t xml:space="preserve"> </w:t>
-      </w:r>
-      <w:r>
-        <w:t>용량은</w:t>
-      </w:r>
-      <w:r>
-        <w:t xml:space="preserve"> </w:t>
-      </w:r>
-      <w:r>
-        <w:t>공간</w:t>
-      </w:r>
-      <w:r>
-        <w:t xml:space="preserve"> </w:t>
-      </w:r>
-      <w:r>
-        <w:t>이동의</w:t>
-      </w:r>
-      <w:r>
-        <w:t xml:space="preserve"> </w:t>
-      </w:r>
-      <w:r>
-        <w:t>이득을</w:t>
-      </w:r>
-      <w:r>
-        <w:t xml:space="preserve"> </w:t>
-      </w:r>
-      <w:r>
-        <w:t>크게</w:t>
-      </w:r>
-      <w:r>
-        <w:t xml:space="preserve"> </w:t>
-      </w:r>
-      <w:r>
-        <w:t>좌우하는</w:t>
-      </w:r>
-      <w:r>
-        <w:t xml:space="preserve"> </w:t>
-      </w:r>
-      <w:r>
-        <w:t>변수로</w:t>
-      </w:r>
-      <w:r>
-        <w:t xml:space="preserve"> </w:t>
-      </w:r>
-      <w:r>
-        <w:t>확인되었으나</w:t>
-      </w:r>
-      <w:r>
-        <w:t xml:space="preserve">, </w:t>
-      </w:r>
-      <w:r>
-        <w:t>정작</w:t>
-      </w:r>
-      <w:r>
-        <w:t xml:space="preserve"> </w:t>
-      </w:r>
-      <w:r>
-        <w:t>두</w:t>
-      </w:r>
-      <w:r>
-        <w:t xml:space="preserve"> </w:t>
-      </w:r>
-      <w:r>
-        <w:t>축을</w:t>
-      </w:r>
-      <w:r>
-        <w:t xml:space="preserve"> </w:t>
-      </w:r>
-      <w:r>
-        <w:t>결합한</w:t>
-      </w:r>
-      <w:r>
-        <w:t xml:space="preserve"> </w:t>
-      </w:r>
-      <w:r>
-        <w:t>분석에서는</w:t>
-      </w:r>
-      <w:r>
-        <w:t xml:space="preserve"> </w:t>
-      </w:r>
-      <w:r>
-        <w:t>용량</w:t>
-      </w:r>
-      <w:r>
-        <w:t xml:space="preserve"> </w:t>
-      </w:r>
-      <w:r>
-        <w:t>제약을</w:t>
-      </w:r>
-      <w:r>
-        <w:t xml:space="preserve"> </w:t>
-      </w:r>
-      <w:r>
-        <w:t>두지</w:t>
-      </w:r>
-      <w:r>
-        <w:t xml:space="preserve"> </w:t>
-      </w:r>
-      <w:r>
-        <w:t>않는다</w:t>
-      </w:r>
-      <w:r>
-        <w:t xml:space="preserve">. </w:t>
+        <w:t xml:space="preserve">첫째, 두 축을 결합한 분석적 연구에서는 용량 제약이 검토되지 않았다 — Sukprasert 등의 분석에서 용량이 공간 이동의 이득을 크게 좌우하는 변수로 확인되었음에도 그렇다. </w:t>
       </w:r>
       <w:r>
         <w:t>이</w:t>
@@ -33919,54 +33641,6 @@
       </w:r>
     </w:p>
     <w:p>
-      <w:r>
-        <w:t>배치</w:t>
-      </w:r>
-      <w:r>
-        <w:t xml:space="preserve"> </w:t>
-      </w:r>
-      <w:r>
-        <w:t>결정은</w:t>
-      </w:r>
-      <w:r>
-        <w:t xml:space="preserve"> </w:t>
-      </w:r>
-      <w:r>
-        <w:t>예측값으로</w:t>
-      </w:r>
-      <w:r>
-        <w:t xml:space="preserve"> </w:t>
-      </w:r>
-      <w:r>
-        <w:t>수행하고</w:t>
-      </w:r>
-      <w:r>
-        <w:t xml:space="preserve">, </w:t>
-      </w:r>
-      <w:r>
-        <w:t>배출량</w:t>
-      </w:r>
-      <w:r>
-        <w:t xml:space="preserve"> </w:t>
-      </w:r>
-      <w:r>
-        <w:t>산정은</w:t>
-      </w:r>
-      <w:r>
-        <w:t xml:space="preserve"> </w:t>
-      </w:r>
-      <w:r>
-        <w:t>실측값으로</w:t>
-      </w:r>
-      <w:r>
-        <w:t xml:space="preserve"> </w:t>
-      </w:r>
-      <w:r>
-        <w:t>수행한다</w:t>
-      </w:r>
-      <w:r>
-        <w:t xml:space="preserve">. </w:t>
-      </w:r>
       <w:r>
         <w:t>작업</w:t>
       </w:r>
@@ -39651,170 +39325,6 @@
           <w:sz w:val="18"/>
           <w:szCs w:val="18"/>
         </w:rPr>
-        <w:t>.</w:t>
-      </w:r>
-    </w:p>
-    <w:p>
-      <w:r>
-        <w:t>그림</w:t>
-      </w:r>
-      <w:r>
-        <w:t xml:space="preserve"> 5</w:t>
-      </w:r>
-      <w:r>
-        <w:t>는</w:t>
-      </w:r>
-      <w:r>
-        <w:t xml:space="preserve"> </w:t>
-      </w:r>
-      <w:r>
-        <w:t>표</w:t>
-      </w:r>
-      <w:r>
-        <w:t xml:space="preserve"> 2</w:t>
-      </w:r>
-      <w:r>
-        <w:t>의</w:t>
-      </w:r>
-      <w:r>
-        <w:t xml:space="preserve"> </w:t>
-      </w:r>
-      <w:r>
-        <w:t>다섯</w:t>
-      </w:r>
-      <w:r>
-        <w:t xml:space="preserve"> </w:t>
-      </w:r>
-      <w:r>
-        <w:t>방식을</w:t>
-      </w:r>
-      <w:r>
-        <w:t xml:space="preserve"> (a)</w:t>
-      </w:r>
-      <w:r>
-        <w:t>전체와</w:t>
-      </w:r>
-      <w:r>
-        <w:t xml:space="preserve"> (b)</w:t>
-      </w:r>
-      <w:r>
-        <w:t>확대</w:t>
-      </w:r>
-      <w:r>
-        <w:t xml:space="preserve"> </w:t>
-      </w:r>
-      <w:r>
-        <w:t>두</w:t>
-      </w:r>
-      <w:r>
-        <w:t xml:space="preserve"> </w:t>
-      </w:r>
-      <w:r>
-        <w:t>패널로</w:t>
-      </w:r>
-      <w:r>
-        <w:t xml:space="preserve"> </w:t>
-      </w:r>
-      <w:r>
-        <w:t>나누어</w:t>
-      </w:r>
-      <w:r>
-        <w:t>, ④</w:t>
-      </w:r>
-      <w:r>
-        <w:t>가</w:t>
-      </w:r>
-      <w:r>
-        <w:t xml:space="preserve"> </w:t>
-      </w:r>
-      <w:r>
-        <w:t>두</w:t>
-      </w:r>
-      <w:r>
-        <w:t xml:space="preserve"> </w:t>
-      </w:r>
-      <w:r>
-        <w:t>경계</w:t>
-      </w:r>
-      <w:r>
-        <w:t>(①</w:t>
-      </w:r>
-      <w:r>
-        <w:t>의</w:t>
-      </w:r>
-      <w:r>
-        <w:t xml:space="preserve"> </w:t>
-      </w:r>
-      <w:r>
-        <w:t>손해</w:t>
-      </w:r>
-      <w:r>
-        <w:t>, ③</w:t>
-      </w:r>
-      <w:r>
-        <w:t>의</w:t>
-      </w:r>
-      <w:r>
-        <w:t xml:space="preserve"> </w:t>
-      </w:r>
-      <w:r>
-        <w:t>이상치</w:t>
-      </w:r>
-      <w:r>
-        <w:t xml:space="preserve">) </w:t>
-      </w:r>
-      <w:r>
-        <w:t>사이</w:t>
-      </w:r>
-      <w:r>
-        <w:t xml:space="preserve"> </w:t>
-      </w:r>
-      <w:r>
-        <w:t>어디에</w:t>
-      </w:r>
-      <w:r>
-        <w:t xml:space="preserve"> </w:t>
-      </w:r>
-      <w:r>
-        <w:t>실제로</w:t>
-      </w:r>
-      <w:r>
-        <w:t xml:space="preserve"> </w:t>
-      </w:r>
-      <w:r>
-        <w:t>도달하는지를</w:t>
-      </w:r>
-      <w:r>
-        <w:t xml:space="preserve"> </w:t>
-      </w:r>
-      <w:r>
-        <w:t>세밀하게</w:t>
-      </w:r>
-      <w:r>
-        <w:t xml:space="preserve"> </w:t>
-      </w:r>
-      <w:r>
-        <w:t>비교할</w:t>
-      </w:r>
-      <w:r>
-        <w:t xml:space="preserve"> </w:t>
-      </w:r>
-      <w:r>
-        <w:t>수</w:t>
-      </w:r>
-      <w:r>
-        <w:t xml:space="preserve"> </w:t>
-      </w:r>
-      <w:r>
-        <w:t>있게</w:t>
-      </w:r>
-      <w:r>
-        <w:t xml:space="preserve"> </w:t>
-      </w:r>
-      <w:r>
-        <w:t>한다</w:t>
-      </w:r>
-      <w:r>
         <w:t>.</w:t>
       </w:r>
     </w:p>
@@ -47747,50 +47257,6 @@
       </w:r>
     </w:p>
     <w:p/>
-    <w:p>
-      <w:r>
-        <w:t>용량</w:t>
-      </w:r>
-      <w:r>
-        <w:t xml:space="preserve"> </w:t>
-      </w:r>
-      <w:r>
-        <w:t>스윕은</w:t>
-      </w:r>
-      <w:r>
-        <w:t xml:space="preserve"> </w:t>
-      </w:r>
-      <w:r>
-        <w:t>부하가</w:t>
-      </w:r>
-      <w:r>
-        <w:t xml:space="preserve"> </w:t>
-      </w:r>
-      <w:r>
-        <w:t>어느</w:t>
-      </w:r>
-      <w:r>
-        <w:t xml:space="preserve"> </w:t>
-      </w:r>
-      <w:r>
-        <w:t>리전에</w:t>
-      </w:r>
-      <w:r>
-        <w:t xml:space="preserve"> </w:t>
-      </w:r>
-      <w:r>
-        <w:t>몰리는지도</w:t>
-      </w:r>
-      <w:r>
-        <w:t xml:space="preserve"> </w:t>
-      </w:r>
-      <w:r>
-        <w:t>보여준다</w:t>
-      </w:r>
-      <w:r>
-        <w:t>.</w:t>
-      </w:r>
-    </w:p>
     <w:p/>
     <w:p>
       <w:r>

--- a/paper/CAST_투고본.docx
+++ b/paper/CAST_투고본.docx
@@ -4,6 +4,7 @@
   <w:body>
     <w:p>
       <w:pPr>
+        <w:ind w:firstLine="0"/>
         <w:jc w:val="center"/>
         <w:rPr>
           <w:b/>
@@ -195,6 +196,7 @@
     </w:p>
     <w:p>
       <w:pPr>
+        <w:ind w:firstLine="0"/>
         <w:jc w:val="center"/>
         <w:rPr>
           <w:b/>
@@ -985,6 +987,7 @@
     </w:p>
     <w:p>
       <w:pPr>
+        <w:ind w:firstLine="0"/>
         <w:jc w:val="center"/>
       </w:pPr>
       <w:r>
@@ -997,6 +1000,7 @@
     </w:p>
     <w:p>
       <w:pPr>
+        <w:ind w:firstLine="0"/>
         <w:jc w:val="center"/>
       </w:pPr>
       <w:r>
@@ -1009,6 +1013,7 @@
     </w:p>
     <w:p>
       <w:pPr>
+        <w:ind w:firstLine="0"/>
         <w:jc w:val="center"/>
       </w:pPr>
       <w:r>
@@ -1021,6 +1026,7 @@
     </w:p>
     <w:p>
       <w:pPr>
+        <w:ind w:firstLine="0"/>
         <w:jc w:val="center"/>
       </w:pPr>
       <w:r>
@@ -1033,6 +1039,7 @@
     </w:p>
     <w:p>
       <w:pPr>
+        <w:ind w:firstLine="0"/>
         <w:jc w:val="center"/>
       </w:pPr>
       <w:r>
@@ -1045,6 +1052,7 @@
     </w:p>
     <w:p>
       <w:pPr>
+        <w:ind w:firstLine="0"/>
         <w:jc w:val="center"/>
       </w:pPr>
       <w:r>
@@ -1057,6 +1065,7 @@
     </w:p>
     <w:p>
       <w:pPr>
+        <w:ind w:firstLine="0"/>
         <w:jc w:val="center"/>
       </w:pPr>
       <w:r>
@@ -1069,6 +1078,7 @@
     </w:p>
     <w:p>
       <w:pPr>
+        <w:ind w:firstLine="0"/>
         <w:jc w:val="center"/>
       </w:pPr>
       <w:r>
@@ -1081,7 +1091,8 @@
     </w:p>
     <w:p>
       <w:pPr>
-        <w:spacing w:line="276" w:lineRule="auto"/>
+        <w:ind w:firstLine="0"/>
+        <w:spacing w:before="240" w:line="276" w:lineRule="auto"/>
         <w:jc w:val="left"/>
         <w:rPr>
           <w:rFonts w:eastAsia="Apple SD Gothic Neo"/>
@@ -5739,7 +5750,8 @@
     </w:p>
     <w:p>
       <w:pPr>
-        <w:spacing w:line="276" w:lineRule="auto"/>
+        <w:ind w:firstLine="0"/>
+        <w:spacing w:before="240" w:line="276" w:lineRule="auto"/>
         <w:jc w:val="left"/>
         <w:rPr>
           <w:rFonts w:eastAsia="Apple SD Gothic Neo"/>
@@ -5792,6 +5804,8 @@
     </w:p>
     <w:p>
       <w:pPr>
+        <w:spacing w:before="160" w:after="60"/>
+        <w:ind w:firstLine="0"/>
         <w:jc w:val="left"/>
         <w:rPr>
           <w:rFonts w:eastAsia="Apple SD Gothic Neo"/>
@@ -6632,6 +6646,8 @@
     </w:p>
     <w:p>
       <w:pPr>
+        <w:spacing w:before="160" w:after="60"/>
+        <w:ind w:firstLine="0"/>
         <w:jc w:val="left"/>
         <w:rPr>
           <w:rFonts w:eastAsia="Apple SD Gothic Neo"/>
@@ -7211,6 +7227,8 @@
     </w:p>
     <w:p>
       <w:pPr>
+        <w:spacing w:before="160" w:after="60"/>
+        <w:ind w:firstLine="0"/>
         <w:jc w:val="left"/>
         <w:rPr>
           <w:rFonts w:eastAsia="Apple SD Gothic Neo"/>
@@ -8336,7 +8354,8 @@
     </w:p>
     <w:p>
       <w:pPr>
-        <w:spacing w:line="276" w:lineRule="auto"/>
+        <w:ind w:firstLine="0"/>
+        <w:spacing w:before="240" w:line="276" w:lineRule="auto"/>
         <w:jc w:val="left"/>
         <w:rPr>
           <w:rFonts w:eastAsia="Apple SD Gothic Neo"/>
@@ -8409,6 +8428,8 @@
     </w:p>
     <w:p>
       <w:pPr>
+        <w:spacing w:before="160" w:after="60"/>
+        <w:ind w:firstLine="0"/>
         <w:jc w:val="left"/>
         <w:rPr>
           <w:rFonts w:eastAsia="Apple SD Gothic Neo"/>
@@ -8915,6 +8936,8 @@
     </w:p>
     <w:p>
       <w:pPr>
+        <w:spacing w:before="160" w:after="60"/>
+        <w:ind w:firstLine="0"/>
         <w:jc w:val="left"/>
         <w:rPr>
           <w:rFonts w:eastAsia="Apple SD Gothic Neo"/>
@@ -9644,6 +9667,8 @@
     </w:p>
     <w:p>
       <w:pPr>
+        <w:spacing w:before="160" w:after="60"/>
+        <w:ind w:firstLine="0"/>
         <w:jc w:val="left"/>
         <w:rPr>
           <w:rFonts w:eastAsia="Apple SD Gothic Neo"/>
@@ -10195,6 +10220,8 @@
     </w:p>
     <w:p>
       <w:pPr>
+        <w:spacing w:before="160" w:after="60"/>
+        <w:ind w:firstLine="0"/>
         <w:jc w:val="left"/>
         <w:rPr>
           <w:rFonts w:eastAsia="Apple SD Gothic Neo"/>
@@ -10619,7 +10646,8 @@
     </w:p>
     <w:p>
       <w:pPr>
-        <w:spacing w:line="276" w:lineRule="auto"/>
+        <w:ind w:firstLine="0"/>
+        <w:spacing w:before="240" w:line="276" w:lineRule="auto"/>
         <w:jc w:val="left"/>
         <w:rPr>
           <w:rFonts w:eastAsia="Apple SD Gothic Neo"/>
@@ -10712,6 +10740,8 @@
     </w:p>
     <w:p>
       <w:pPr>
+        <w:spacing w:before="160" w:after="60"/>
+        <w:ind w:firstLine="0"/>
         <w:jc w:val="left"/>
         <w:rPr>
           <w:rFonts w:eastAsia="Apple SD Gothic Neo"/>
@@ -11508,6 +11538,8 @@
     </w:p>
     <w:p>
       <w:pPr>
+        <w:spacing w:before="160" w:after="60"/>
+        <w:ind w:firstLine="0"/>
         <w:jc w:val="left"/>
         <w:rPr>
           <w:rFonts w:eastAsia="Apple SD Gothic Neo"/>
@@ -12086,6 +12118,8 @@
     </w:p>
     <w:p>
       <w:pPr>
+        <w:spacing w:before="160" w:after="60"/>
+        <w:ind w:firstLine="0"/>
         <w:jc w:val="left"/>
         <w:rPr>
           <w:rFonts w:eastAsia="Apple SD Gothic Neo"/>
@@ -13464,6 +13498,8 @@
     </w:p>
     <w:p>
       <w:pPr>
+        <w:spacing w:before="160" w:after="60"/>
+        <w:ind w:firstLine="0"/>
         <w:jc w:val="left"/>
         <w:rPr>
           <w:rFonts w:eastAsia="Apple SD Gothic Neo"/>
@@ -15039,7 +15075,8 @@
     </w:p>
     <w:p>
       <w:pPr>
-        <w:spacing w:line="276" w:lineRule="auto"/>
+        <w:ind w:firstLine="0"/>
+        <w:spacing w:before="240" w:line="276" w:lineRule="auto"/>
         <w:jc w:val="left"/>
         <w:rPr>
           <w:rFonts w:eastAsia="Apple SD Gothic Neo"/>
@@ -15092,6 +15129,8 @@
     </w:p>
     <w:p>
       <w:pPr>
+        <w:spacing w:before="160" w:after="60"/>
+        <w:ind w:firstLine="0"/>
         <w:jc w:val="left"/>
         <w:rPr>
           <w:rFonts w:eastAsia="Apple SD Gothic Neo"/>
@@ -15648,6 +15687,7 @@
     </w:p>
     <w:p>
       <w:pPr>
+        <w:ind w:firstLine="0"/>
         <w:jc w:val="left"/>
         <w:rPr>
           <w:sz w:val="18"/>
@@ -16687,6 +16727,8 @@
     </w:p>
     <w:p>
       <w:pPr>
+        <w:spacing w:before="160" w:after="60"/>
+        <w:ind w:firstLine="0"/>
         <w:jc w:val="left"/>
         <w:rPr>
           <w:rFonts w:eastAsia="Apple SD Gothic Neo"/>
@@ -16972,6 +17014,7 @@
     </w:p>
     <w:p>
       <w:pPr>
+        <w:ind w:firstLine="0"/>
         <w:jc w:val="left"/>
         <w:rPr>
           <w:i/>
@@ -17344,6 +17387,7 @@
     </w:p>
     <w:p>
       <w:pPr>
+        <w:ind w:firstLine="0"/>
         <w:jc w:val="left"/>
       </w:pPr>
       <w:r>
@@ -17416,6 +17460,7 @@
     </w:p>
     <w:p>
       <w:pPr>
+        <w:ind w:firstLine="0"/>
         <w:rPr>
           <w:i/>
           <w:iCs/>
@@ -17590,6 +17635,7 @@
     </w:p>
     <w:p>
       <w:pPr>
+        <w:ind w:firstLine="0"/>
         <w:jc w:val="left"/>
         <w:rPr>
           <w:i/>
@@ -18069,6 +18115,7 @@
     </w:p>
     <w:p>
       <w:pPr>
+        <w:ind w:firstLine="0"/>
         <w:jc w:val="left"/>
         <w:rPr>
           <w:i/>
@@ -18341,6 +18388,7 @@
     </w:p>
     <w:p>
       <w:pPr>
+        <w:ind w:firstLine="0"/>
         <w:jc w:val="left"/>
         <w:rPr>
           <w:i/>
@@ -19603,6 +19651,8 @@
     </w:p>
     <w:p>
       <w:pPr>
+        <w:spacing w:before="160" w:after="60"/>
+        <w:ind w:firstLine="0"/>
         <w:jc w:val="left"/>
         <w:rPr>
           <w:rFonts w:eastAsia="Apple SD Gothic Neo"/>
@@ -21150,6 +21200,8 @@
     </w:p>
     <w:p>
       <w:pPr>
+        <w:spacing w:before="160" w:after="60"/>
+        <w:ind w:firstLine="0"/>
         <w:jc w:val="left"/>
         <w:rPr>
           <w:rFonts w:eastAsia="Apple SD Gothic Neo"/>
@@ -21580,6 +21632,7 @@
     </w:p>
     <w:p>
       <w:pPr>
+        <w:ind w:firstLine="0"/>
         <w:jc w:val="left"/>
         <w:rPr>
           <w:sz w:val="18"/>
@@ -22105,6 +22158,7 @@
     </w:p>
     <w:p>
       <w:pPr>
+        <w:ind w:firstLine="0"/>
         <w:jc w:val="left"/>
         <w:rPr>
           <w:i/>
@@ -22969,6 +23023,7 @@
     </w:p>
     <w:p>
       <w:pPr>
+        <w:ind w:firstLine="0"/>
         <w:jc w:val="left"/>
         <w:rPr>
           <w:i/>
@@ -23504,6 +23559,7 @@
     </w:p>
     <w:p>
       <w:pPr>
+        <w:ind w:firstLine="0"/>
         <w:jc w:val="left"/>
         <w:rPr>
           <w:i/>
@@ -24412,6 +24468,7 @@
     </w:p>
     <w:p>
       <w:pPr>
+        <w:ind w:firstLine="0"/>
         <w:jc w:val="left"/>
         <w:rPr>
           <w:i/>
@@ -25019,6 +25076,7 @@
     </w:p>
     <w:p>
       <w:pPr>
+        <w:ind w:firstLine="0"/>
         <w:jc w:val="left"/>
         <w:rPr>
           <w:sz w:val="18"/>
@@ -25766,6 +25824,8 @@
     </w:p>
     <w:p>
       <w:pPr>
+        <w:spacing w:before="160" w:after="60"/>
+        <w:ind w:firstLine="0"/>
         <w:jc w:val="left"/>
         <w:rPr>
           <w:rFonts w:eastAsia="Apple SD Gothic Neo"/>
@@ -26238,6 +26298,7 @@
     </w:p>
     <w:p>
       <w:pPr>
+        <w:ind w:firstLine="0"/>
         <w:jc w:val="left"/>
         <w:rPr>
           <w:i/>
@@ -26878,6 +26939,7 @@
     </w:p>
     <w:p>
       <w:pPr>
+        <w:ind w:firstLine="0"/>
         <w:jc w:val="left"/>
         <w:rPr>
           <w:i/>
@@ -28313,6 +28375,7 @@
     </w:p>
     <w:p>
       <w:pPr>
+        <w:ind w:firstLine="0"/>
         <w:jc w:val="left"/>
         <w:rPr>
           <w:sz w:val="18"/>
@@ -28670,6 +28733,8 @@
     </w:p>
     <w:p>
       <w:pPr>
+        <w:spacing w:before="160" w:after="60"/>
+        <w:ind w:firstLine="0"/>
         <w:jc w:val="left"/>
         <w:rPr>
           <w:rFonts w:eastAsia="Apple SD Gothic Neo"/>
@@ -28993,6 +29058,7 @@
     </w:p>
     <w:p>
       <w:pPr>
+        <w:ind w:firstLine="0"/>
         <w:jc w:val="left"/>
       </w:pPr>
       <m:oMath>
@@ -30797,6 +30863,7 @@
     </w:p>
     <w:p>
       <w:pPr>
+        <w:ind w:firstLine="0"/>
         <w:jc w:val="left"/>
       </w:pPr>
       <m:oMath>
@@ -32167,6 +32234,7 @@
     </w:p>
     <w:p>
       <w:pPr>
+        <w:ind w:firstLine="0"/>
         <w:keepLines/>
         <w:pBdr>
           <w:top w:val="single" w:sz="8" w:space="4" w:color="000000"/>
@@ -33296,6 +33364,8 @@
     </w:p>
     <w:p>
       <w:pPr>
+        <w:spacing w:before="160" w:after="60"/>
+        <w:ind w:firstLine="0"/>
         <w:jc w:val="left"/>
         <w:rPr>
           <w:rFonts w:eastAsia="Apple SD Gothic Neo"/>
@@ -33446,6 +33516,7 @@
     </w:p>
     <w:p>
       <w:pPr>
+        <w:ind w:firstLine="0"/>
         <w:jc w:val="left"/>
         <w:rPr>
           <w:i/>
@@ -34299,7 +34370,8 @@
     </w:p>
     <w:p>
       <w:pPr>
-        <w:spacing w:line="276" w:lineRule="auto"/>
+        <w:ind w:firstLine="0"/>
+        <w:spacing w:before="240" w:line="276" w:lineRule="auto"/>
         <w:jc w:val="left"/>
         <w:rPr>
           <w:rFonts w:eastAsia="Apple SD Gothic Neo"/>
@@ -34332,6 +34404,8 @@
     </w:p>
     <w:p>
       <w:pPr>
+        <w:spacing w:before="160" w:after="60"/>
+        <w:ind w:firstLine="0"/>
         <w:jc w:val="left"/>
         <w:rPr>
           <w:rFonts w:eastAsia="Apple SD Gothic Neo"/>
@@ -35468,6 +35542,8 @@
     </w:p>
     <w:p>
       <w:pPr>
+        <w:spacing w:before="160" w:after="60"/>
+        <w:ind w:firstLine="0"/>
         <w:rPr>
           <w:b/>
           <w:bCs/>
@@ -37278,6 +37354,8 @@
     </w:p>
     <w:p>
       <w:pPr>
+        <w:spacing w:before="160" w:after="60"/>
+        <w:ind w:firstLine="0"/>
         <w:rPr>
           <w:b/>
           <w:bCs/>
@@ -38467,6 +38545,7 @@
     </w:p>
     <w:p>
       <w:pPr>
+        <w:ind w:firstLine="0"/>
         <w:keepNext/>
         <w:keepLines/>
         <w:jc w:val="left"/>
@@ -40639,6 +40718,8 @@
     </w:p>
     <w:p>
       <w:pPr>
+        <w:spacing w:before="160" w:after="60"/>
+        <w:ind w:firstLine="0"/>
         <w:rPr>
           <w:b/>
           <w:bCs/>
@@ -44350,6 +44431,7 @@
     </w:p>
     <w:p>
       <w:pPr>
+        <w:ind w:firstLine="0"/>
         <w:jc w:val="left"/>
         <w:rPr>
           <w:sz w:val="18"/>
@@ -44821,6 +44903,8 @@
     </w:p>
     <w:p>
       <w:pPr>
+        <w:spacing w:before="160" w:after="60"/>
+        <w:ind w:firstLine="0"/>
         <w:rPr>
           <w:b/>
           <w:bCs/>
@@ -44988,6 +45072,7 @@
     </w:p>
     <w:p>
       <w:pPr>
+        <w:ind w:firstLine="0"/>
         <w:jc w:val="left"/>
         <w:rPr>
           <w:sz w:val="18"/>
@@ -46834,6 +46919,7 @@
     </w:p>
     <w:p>
       <w:pPr>
+        <w:ind w:firstLine="0"/>
         <w:jc w:val="left"/>
         <w:rPr>
           <w:sz w:val="18"/>
@@ -47375,6 +47461,7 @@
     </w:p>
     <w:p>
       <w:pPr>
+        <w:ind w:firstLine="0"/>
         <w:keepNext/>
         <w:jc w:val="left"/>
         <w:rPr>
@@ -48378,6 +48465,8 @@
     </w:p>
     <w:p>
       <w:pPr>
+        <w:spacing w:before="160" w:after="60"/>
+        <w:ind w:firstLine="0"/>
         <w:jc w:val="left"/>
         <w:rPr>
           <w:rFonts w:eastAsia="Apple SD Gothic Neo"/>
@@ -49713,7 +49802,8 @@
     </w:p>
     <w:p>
       <w:pPr>
-        <w:spacing w:line="276" w:lineRule="auto"/>
+        <w:ind w:firstLine="0"/>
+        <w:spacing w:before="240" w:line="276" w:lineRule="auto"/>
         <w:jc w:val="left"/>
         <w:rPr>
           <w:rFonts w:eastAsia="Apple SD Gothic Neo"/>
@@ -52488,7 +52578,8 @@
     </w:rPrDefault>
     <w:pPrDefault>
       <w:pPr>
-        <w:spacing w:after="120" w:line="288" w:lineRule="auto"/>
+        <w:spacing w:after="0" w:line="288" w:lineRule="auto"/>
+        <w:ind w:firstLine="200"/>
         <w:jc w:val="both"/>
       </w:pPr>
     </w:pPrDefault>

--- a/paper/CAST_투고본.docx
+++ b/paper/CAST_투고본.docx
@@ -1275,9 +1275,6 @@
       <w:r>
         <w:t>.</w:t>
       </w:r>
-      <w:r>
-        <w:br/>
-      </w:r>
     </w:p>
     <w:p>
       <w:r>
@@ -1409,10 +1406,6 @@
       <w:r>
         <w:t>.</w:t>
       </w:r>
-      <w:r>
-        <w:br/>
-        <w:t xml:space="preserve"/>
-      </w:r>
     </w:p>
     <w:p>
       <w:r>
@@ -1717,9 +1710,6 @@
       <w:r>
         <w:t>.</w:t>
       </w:r>
-      <w:r>
-        <w:br/>
-      </w:r>
     </w:p>
     <w:p>
       <w:r>
@@ -2191,9 +2181,6 @@
       <w:r>
         <w:t xml:space="preserve">정해진다 — 화석연료 기반 발전은 탄소 가중치가 높고 재생에너지와 원자력은 낮거나 0이기 때문이다.</w:t>
       </w:r>
-      <w:r>
-        <w:br/>
-      </w:r>
     </w:p>
     <w:p>
       <w:r>
@@ -2388,9 +2375,6 @@
       <w:r>
         <w:t>.</w:t>
       </w:r>
-      <w:r>
-        <w:br/>
-      </w:r>
     </w:p>
     <w:p>
       <w:r>
@@ -2844,9 +2828,6 @@
       <w:r>
         <w:t>.</w:t>
       </w:r>
-      <w:r>
-        <w:br/>
-      </w:r>
     </w:p>
     <w:p>
       <w:r>
@@ -3016,9 +2997,6 @@
       </w:r>
       <w:r>
         <w:t>.</w:t>
-      </w:r>
-      <w:r>
-        <w:br/>
       </w:r>
     </w:p>
     <w:p>
@@ -6240,9 +6218,6 @@
       <w:r>
         <w:t>.</w:t>
       </w:r>
-      <w:r>
-        <w:br/>
-      </w:r>
     </w:p>
     <w:p>
       <w:r>
@@ -7033,9 +7008,6 @@
       <w:r>
         <w:t>.</w:t>
       </w:r>
-      <w:r>
-        <w:br/>
-      </w:r>
     </w:p>
     <w:p>
       <w:r>
@@ -7939,9 +7911,6 @@
       <w:r>
         <w:t>.</w:t>
       </w:r>
-      <w:r>
-        <w:br/>
-      </w:r>
     </w:p>
     <w:p>
       <w:r>
@@ -9497,9 +9466,6 @@
       <w:r>
         <w:t>.</w:t>
       </w:r>
-      <w:r>
-        <w:br/>
-      </w:r>
     </w:p>
     <w:p>
       <w:r>
@@ -11197,9 +11163,6 @@
       <w:r>
         <w:t>.</w:t>
       </w:r>
-      <w:r>
-        <w:br/>
-      </w:r>
     </w:p>
     <w:p>
       <w:r>
@@ -11531,9 +11494,6 @@
       </w:r>
       <w:r>
         <w:t>.</w:t>
-      </w:r>
-      <w:r>
-        <w:br/>
       </w:r>
     </w:p>
     <w:p>
@@ -11938,9 +11898,6 @@
       <w:r>
         <w:t>.</w:t>
       </w:r>
-      <w:r>
-        <w:br/>
-      </w:r>
     </w:p>
     <w:p>
       <w:r>
@@ -12111,9 +12068,6 @@
       </w:r>
       <w:r>
         <w:t>.</w:t>
-      </w:r>
-      <w:r>
-        <w:br/>
       </w:r>
     </w:p>
     <w:p>
@@ -12570,9 +12524,6 @@
       <w:r>
         <w:t>.</w:t>
       </w:r>
-      <w:r>
-        <w:br/>
-      </w:r>
     </w:p>
     <w:p>
       <w:r>
@@ -14612,9 +14563,6 @@
       <w:r>
         <w:t>.</w:t>
       </w:r>
-      <w:r>
-        <w:br/>
-      </w:r>
     </w:p>
     <w:p>
       <w:r>
@@ -15063,9 +15011,6 @@
       </w:r>
       <w:r>
         <w:t>.</w:t>
-      </w:r>
-      <w:r>
-        <w:br/>
       </w:r>
     </w:p>
     <w:p>

--- a/paper/CAST_투고본.docx
+++ b/paper/CAST_투고본.docx
@@ -15580,6 +15580,10 @@
       </w:r>
     </w:p>
     <w:p>
+      <w:pPr>
+        <w:ind w:firstLine="0"/>
+        <w:jc w:val="center"/>
+      </w:pPr>
       <w:r>
         <w:rPr>
           <w:noProof/>
@@ -21573,6 +21577,52 @@
       </w:r>
       <w:r>
         <w:t>.</w:t>
+      </w:r>
+    </w:p>
+    <w:p>
+      <w:pPr>
+        <w:ind w:firstLine="0"/>
+        <w:jc w:val="left"/>
+      </w:pPr>
+      <w:r>
+        <w:rPr>
+          <w:noProof/>
+        </w:rPr>
+        <w:drawing>
+          <wp:inline distT="0" distB="0" distL="0" distR="0" wp14:anchorId="1F5F5843" wp14:editId="27C9B2E5">
+            <wp:extent cx="2730500" cy="2717800"/>
+            <wp:effectExtent l="0" t="0" r="0" b="0"/>
+            <wp:docPr id="960" name="Picture 960"/>
+            <wp:cNvGraphicFramePr>
+              <a:graphicFrameLocks xmlns:a="http://schemas.openxmlformats.org/drawingml/2006/main" noChangeAspect="1"/>
+            </wp:cNvGraphicFramePr>
+            <a:graphic xmlns:a="http://schemas.openxmlformats.org/drawingml/2006/main">
+              <a:graphicData uri="http://schemas.openxmlformats.org/drawingml/2006/picture">
+                <pic:pic xmlns:pic="http://schemas.openxmlformats.org/drawingml/2006/picture">
+                  <pic:nvPicPr>
+                    <pic:cNvPr id="960" name="fig3_loadbalancer.png"/>
+                    <pic:cNvPicPr/>
+                  </pic:nvPicPr>
+                  <pic:blipFill>
+                    <a:blip r:embed="rId45"/>
+                    <a:stretch>
+                      <a:fillRect/>
+                    </a:stretch>
+                  </pic:blipFill>
+                  <pic:spPr>
+                    <a:xfrm>
+                      <a:off x="0" y="0"/>
+                      <a:ext cx="2730500" cy="2717800"/>
+                    </a:xfrm>
+                    <a:prstGeom prst="rect">
+                      <a:avLst/>
+                    </a:prstGeom>
+                  </pic:spPr>
+                </pic:pic>
+              </a:graphicData>
+            </a:graphic>
+          </wp:inline>
+        </w:drawing>
       </w:r>
     </w:p>
     <w:p>
@@ -25017,6 +25067,52 @@
     <w:p>
       <w:r>
         <w:t xml:space="preserve">평균적으로 같은 가중치(α≈0.508)를 쓰는 셈이지만, 매 슬롯 다시 계산한다는 점이 차이를 만든다. 고정 α=0.5는 15,718.6 kg(−46.22%, 평균 지연 29.5 ms)을, 무릎점 자동 선택은 12,609.8 kg(−56.85%, 평균 지연 36.2 ms)을 낸다. 지연을 6.7 ms 더 쓰는 대가로 탄소를 10.64%포인트 더 줄이는 셈이다.</w:t>
+      </w:r>
+    </w:p>
+    <w:p>
+      <w:pPr>
+        <w:ind w:firstLine="0"/>
+        <w:jc w:val="center"/>
+      </w:pPr>
+      <w:r>
+        <w:rPr>
+          <w:noProof/>
+        </w:rPr>
+        <w:drawing>
+          <wp:inline distT="0" distB="0" distL="0" distR="0" wp14:anchorId="7FE0C9A3" wp14:editId="6DA4793C">
+            <wp:extent cx="2730500" cy="2413000"/>
+            <wp:effectExtent l="0" t="0" r="0" b="0"/>
+            <wp:docPr id="901" name="Picture 901"/>
+            <wp:cNvGraphicFramePr>
+              <a:graphicFrameLocks xmlns:a="http://schemas.openxmlformats.org/drawingml/2006/main" noChangeAspect="1"/>
+            </wp:cNvGraphicFramePr>
+            <a:graphic xmlns:a="http://schemas.openxmlformats.org/drawingml/2006/main">
+              <a:graphicData uri="http://schemas.openxmlformats.org/drawingml/2006/picture">
+                <pic:pic xmlns:pic="http://schemas.openxmlformats.org/drawingml/2006/picture">
+                  <pic:nvPicPr>
+                    <pic:cNvPr id="901" name="fig4_pareto.png"/>
+                    <pic:cNvPicPr/>
+                  </pic:nvPicPr>
+                  <pic:blipFill>
+                    <a:blip r:embed="rId46"/>
+                    <a:stretch>
+                      <a:fillRect/>
+                    </a:stretch>
+                  </pic:blipFill>
+                  <pic:spPr>
+                    <a:xfrm>
+                      <a:off x="0" y="0"/>
+                      <a:ext cx="2730500" cy="2413000"/>
+                    </a:xfrm>
+                    <a:prstGeom prst="rect">
+                      <a:avLst/>
+                    </a:prstGeom>
+                  </pic:spPr>
+                </pic:pic>
+              </a:graphicData>
+            </a:graphic>
+          </wp:inline>
+        </w:drawing>
       </w:r>
     </w:p>
     <w:p>
@@ -28316,6 +28412,52 @@
       </w:r>
       <w:r>
         <w:t>.</w:t>
+      </w:r>
+    </w:p>
+    <w:p>
+      <w:pPr>
+        <w:ind w:firstLine="0"/>
+        <w:jc w:val="left"/>
+      </w:pPr>
+      <w:r>
+        <w:rPr>
+          <w:noProof/>
+        </w:rPr>
+        <w:drawing>
+          <wp:inline distT="0" distB="0" distL="0" distR="0" wp14:anchorId="59CBD8C6" wp14:editId="7C480602">
+            <wp:extent cx="2730500" cy="3048000"/>
+            <wp:effectExtent l="0" t="0" r="0" b="0"/>
+            <wp:docPr id="961" name="Picture 961"/>
+            <wp:cNvGraphicFramePr>
+              <a:graphicFrameLocks xmlns:a="http://schemas.openxmlformats.org/drawingml/2006/main" noChangeAspect="1"/>
+            </wp:cNvGraphicFramePr>
+            <a:graphic xmlns:a="http://schemas.openxmlformats.org/drawingml/2006/main">
+              <a:graphicData uri="http://schemas.openxmlformats.org/drawingml/2006/picture">
+                <pic:pic xmlns:pic="http://schemas.openxmlformats.org/drawingml/2006/picture">
+                  <pic:nvPicPr>
+                    <pic:cNvPr id="961" name="fig4_scheduler.png"/>
+                    <pic:cNvPicPr/>
+                  </pic:nvPicPr>
+                  <pic:blipFill>
+                    <a:blip r:embed="rId47"/>
+                    <a:stretch>
+                      <a:fillRect/>
+                    </a:stretch>
+                  </pic:blipFill>
+                  <pic:spPr>
+                    <a:xfrm>
+                      <a:off x="0" y="0"/>
+                      <a:ext cx="2730500" cy="3048000"/>
+                    </a:xfrm>
+                    <a:prstGeom prst="rect">
+                      <a:avLst/>
+                    </a:prstGeom>
+                  </pic:spPr>
+                </pic:pic>
+              </a:graphicData>
+            </a:graphic>
+          </wp:inline>
+        </w:drawing>
       </w:r>
     </w:p>
     <w:p>
@@ -38492,6 +38634,53 @@
       <w:pPr>
         <w:ind w:firstLine="0"/>
         <w:keepNext/>
+      </w:pPr>
+      <w:r>
+        <w:rPr>
+          <w:noProof/>
+        </w:rPr>
+        <w:lastRenderedPageBreak/>
+        <w:drawing>
+          <wp:inline distT="0" distB="0" distL="0" distR="0" wp14:anchorId="721B7202" wp14:editId="21F1BD86">
+            <wp:extent cx="2730500" cy="3681730"/>
+            <wp:effectExtent l="0" t="0" r="0" b="0"/>
+            <wp:docPr id="964" name="Picture 964"/>
+            <wp:cNvGraphicFramePr>
+              <a:graphicFrameLocks xmlns:a="http://schemas.openxmlformats.org/drawingml/2006/main" noChangeAspect="1"/>
+            </wp:cNvGraphicFramePr>
+            <a:graphic xmlns:a="http://schemas.openxmlformats.org/drawingml/2006/main">
+              <a:graphicData uri="http://schemas.openxmlformats.org/drawingml/2006/picture">
+                <pic:pic xmlns:pic="http://schemas.openxmlformats.org/drawingml/2006/picture">
+                  <pic:nvPicPr>
+                    <pic:cNvPr id="964" name="fig7_comparison.png"/>
+                    <pic:cNvPicPr/>
+                  </pic:nvPicPr>
+                  <pic:blipFill>
+                    <a:blip r:embed="rId48"/>
+                    <a:stretch>
+                      <a:fillRect/>
+                    </a:stretch>
+                  </pic:blipFill>
+                  <pic:spPr>
+                    <a:xfrm>
+                      <a:off x="0" y="0"/>
+                      <a:ext cx="2730500" cy="3681730"/>
+                    </a:xfrm>
+                    <a:prstGeom prst="rect">
+                      <a:avLst/>
+                    </a:prstGeom>
+                  </pic:spPr>
+                </pic:pic>
+              </a:graphicData>
+            </a:graphic>
+          </wp:inline>
+        </w:drawing>
+      </w:r>
+    </w:p>
+    <w:p>
+      <w:pPr>
+        <w:ind w:firstLine="0"/>
+        <w:keepNext/>
         <w:keepLines/>
         <w:jc w:val="left"/>
         <w:rPr>
@@ -44372,6 +44561,52 @@
       </w:r>
       <w:r>
         <w:t>.</w:t>
+      </w:r>
+    </w:p>
+    <w:p>
+      <w:pPr>
+        <w:ind w:firstLine="0"/>
+        <w:jc w:val="center"/>
+      </w:pPr>
+      <w:r>
+        <w:rPr>
+          <w:noProof/>
+        </w:rPr>
+        <w:drawing>
+          <wp:inline distT="0" distB="0" distL="0" distR="0" wp14:anchorId="52008ED4" wp14:editId="7A7429FD">
+            <wp:extent cx="2730500" cy="2336800"/>
+            <wp:effectExtent l="0" t="0" r="0" b="0"/>
+            <wp:docPr id="962" name="Picture 962"/>
+            <wp:cNvGraphicFramePr>
+              <a:graphicFrameLocks xmlns:a="http://schemas.openxmlformats.org/drawingml/2006/main" noChangeAspect="1"/>
+            </wp:cNvGraphicFramePr>
+            <a:graphic xmlns:a="http://schemas.openxmlformats.org/drawingml/2006/main">
+              <a:graphicData uri="http://schemas.openxmlformats.org/drawingml/2006/picture">
+                <pic:pic xmlns:pic="http://schemas.openxmlformats.org/drawingml/2006/picture">
+                  <pic:nvPicPr>
+                    <pic:cNvPr id="962" name="fig5_concurrency.png"/>
+                    <pic:cNvPicPr/>
+                  </pic:nvPicPr>
+                  <pic:blipFill>
+                    <a:blip r:embed="rId49"/>
+                    <a:stretch>
+                      <a:fillRect/>
+                    </a:stretch>
+                  </pic:blipFill>
+                  <pic:spPr>
+                    <a:xfrm>
+                      <a:off x="0" y="0"/>
+                      <a:ext cx="2730500" cy="2336800"/>
+                    </a:xfrm>
+                    <a:prstGeom prst="rect">
+                      <a:avLst/>
+                    </a:prstGeom>
+                  </pic:spPr>
+                </pic:pic>
+              </a:graphicData>
+            </a:graphic>
+          </wp:inline>
+        </w:drawing>
       </w:r>
     </w:p>
     <w:p>
@@ -46865,6 +47100,53 @@
     <w:p>
       <w:pPr>
         <w:ind w:firstLine="0"/>
+        <w:jc w:val="center"/>
+      </w:pPr>
+      <w:r>
+        <w:rPr>
+          <w:noProof/>
+        </w:rPr>
+        <w:lastRenderedPageBreak/>
+        <w:drawing>
+          <wp:inline distT="0" distB="0" distL="0" distR="0" wp14:anchorId="557BB9FB" wp14:editId="069AC1C1">
+            <wp:extent cx="2730500" cy="2413000"/>
+            <wp:effectExtent l="0" t="0" r="0" b="0"/>
+            <wp:docPr id="963" name="Picture 963"/>
+            <wp:cNvGraphicFramePr>
+              <a:graphicFrameLocks xmlns:a="http://schemas.openxmlformats.org/drawingml/2006/main" noChangeAspect="1"/>
+            </wp:cNvGraphicFramePr>
+            <a:graphic xmlns:a="http://schemas.openxmlformats.org/drawingml/2006/main">
+              <a:graphicData uri="http://schemas.openxmlformats.org/drawingml/2006/picture">
+                <pic:pic xmlns:pic="http://schemas.openxmlformats.org/drawingml/2006/picture">
+                  <pic:nvPicPr>
+                    <pic:cNvPr id="963" name="fig6_capacity_sweep.png"/>
+                    <pic:cNvPicPr/>
+                  </pic:nvPicPr>
+                  <pic:blipFill>
+                    <a:blip r:embed="rId50"/>
+                    <a:stretch>
+                      <a:fillRect/>
+                    </a:stretch>
+                  </pic:blipFill>
+                  <pic:spPr>
+                    <a:xfrm>
+                      <a:off x="0" y="0"/>
+                      <a:ext cx="2730500" cy="2413000"/>
+                    </a:xfrm>
+                    <a:prstGeom prst="rect">
+                      <a:avLst/>
+                    </a:prstGeom>
+                  </pic:spPr>
+                </pic:pic>
+              </a:graphicData>
+            </a:graphic>
+          </wp:inline>
+        </w:drawing>
+      </w:r>
+    </w:p>
+    <w:p>
+      <w:pPr>
+        <w:ind w:firstLine="0"/>
         <w:jc w:val="left"/>
         <w:rPr>
           <w:sz w:val="18"/>

--- a/paper/CAST_투고본.docx
+++ b/paper/CAST_투고본.docx
@@ -35989,6 +35989,7 @@
           </w:tcPr>
           <w:p>
             <w:pPr>
+              <w:ind w:firstLine="0"/>
               <w:jc w:val="center"/>
               <w:rPr>
                 <w:b/>
@@ -36034,6 +36035,7 @@
           </w:tcPr>
           <w:p>
             <w:pPr>
+              <w:ind w:firstLine="0"/>
               <w:jc w:val="center"/>
               <w:rPr>
                 <w:b/>
@@ -36060,6 +36062,7 @@
           </w:tcPr>
           <w:p>
             <w:pPr>
+              <w:ind w:firstLine="0"/>
               <w:jc w:val="center"/>
               <w:rPr>
                 <w:b/>
@@ -36113,6 +36116,7 @@
           </w:tcPr>
           <w:p>
             <w:pPr>
+              <w:ind w:firstLine="0"/>
               <w:jc w:val="center"/>
               <w:rPr>
                 <w:b/>
@@ -36164,6 +36168,9 @@
             <w:tcW w:w="900" w:type="dxa"/>
           </w:tcPr>
           <w:p>
+            <w:pPr>
+              <w:ind w:firstLine="0"/>
+            </w:pPr>
             <w:r>
               <w:rPr>
                 <w:sz w:val="16"/>
@@ -36186,6 +36193,7 @@
           </w:tcPr>
           <w:p>
             <w:pPr>
+              <w:ind w:firstLine="0"/>
               <w:jc w:val="right"/>
             </w:pPr>
             <w:r>
@@ -36203,6 +36211,7 @@
           </w:tcPr>
           <w:p>
             <w:pPr>
+              <w:ind w:firstLine="0"/>
               <w:jc w:val="right"/>
             </w:pPr>
             <w:r>
@@ -36220,6 +36229,7 @@
           </w:tcPr>
           <w:p>
             <w:pPr>
+              <w:ind w:firstLine="0"/>
               <w:jc w:val="right"/>
             </w:pPr>
             <w:r>
@@ -36238,6 +36248,9 @@
             <w:tcW w:w="900" w:type="dxa"/>
           </w:tcPr>
           <w:p>
+            <w:pPr>
+              <w:ind w:firstLine="0"/>
+            </w:pPr>
             <w:r>
               <w:rPr>
                 <w:sz w:val="16"/>
@@ -36260,6 +36273,7 @@
           </w:tcPr>
           <w:p>
             <w:pPr>
+              <w:ind w:firstLine="0"/>
               <w:jc w:val="right"/>
             </w:pPr>
             <w:r>
@@ -36277,6 +36291,7 @@
           </w:tcPr>
           <w:p>
             <w:pPr>
+              <w:ind w:firstLine="0"/>
               <w:jc w:val="right"/>
             </w:pPr>
             <w:r>
@@ -36294,6 +36309,7 @@
           </w:tcPr>
           <w:p>
             <w:pPr>
+              <w:ind w:firstLine="0"/>
               <w:jc w:val="right"/>
             </w:pPr>
             <w:r>
@@ -36312,6 +36328,9 @@
             <w:tcW w:w="900" w:type="dxa"/>
           </w:tcPr>
           <w:p>
+            <w:pPr>
+              <w:ind w:firstLine="0"/>
+            </w:pPr>
             <w:r>
               <w:rPr>
                 <w:sz w:val="16"/>
@@ -36334,6 +36353,7 @@
           </w:tcPr>
           <w:p>
             <w:pPr>
+              <w:ind w:firstLine="0"/>
               <w:jc w:val="right"/>
             </w:pPr>
             <w:r>
@@ -36351,6 +36371,7 @@
           </w:tcPr>
           <w:p>
             <w:pPr>
+              <w:ind w:firstLine="0"/>
               <w:jc w:val="right"/>
             </w:pPr>
             <w:r>
@@ -36368,6 +36389,7 @@
           </w:tcPr>
           <w:p>
             <w:pPr>
+              <w:ind w:firstLine="0"/>
               <w:jc w:val="right"/>
             </w:pPr>
             <w:r>
@@ -37818,6 +37840,7 @@
           </w:tcPr>
           <w:p>
             <w:pPr>
+              <w:ind w:firstLine="0"/>
               <w:jc w:val="center"/>
               <w:rPr>
                 <w:b/>
@@ -37844,6 +37867,7 @@
           </w:tcPr>
           <w:p>
             <w:pPr>
+              <w:ind w:firstLine="0"/>
               <w:jc w:val="center"/>
               <w:rPr>
                 <w:b/>
@@ -37897,6 +37921,7 @@
           </w:tcPr>
           <w:p>
             <w:pPr>
+              <w:ind w:firstLine="0"/>
               <w:jc w:val="center"/>
               <w:rPr>
                 <w:b/>
@@ -37950,6 +37975,7 @@
           </w:tcPr>
           <w:p>
             <w:pPr>
+              <w:ind w:firstLine="0"/>
               <w:jc w:val="center"/>
               <w:rPr>
                 <w:b/>
@@ -38001,6 +38027,9 @@
             <w:tcW w:w="1700" w:type="dxa"/>
           </w:tcPr>
           <w:p>
+            <w:pPr>
+              <w:ind w:firstLine="0"/>
+            </w:pPr>
             <w:r>
               <w:rPr>
                 <w:sz w:val="16"/>
@@ -38065,6 +38094,7 @@
           </w:tcPr>
           <w:p>
             <w:pPr>
+              <w:ind w:firstLine="0"/>
               <w:jc w:val="right"/>
             </w:pPr>
             <w:r>
@@ -38082,6 +38112,7 @@
           </w:tcPr>
           <w:p>
             <w:pPr>
+              <w:ind w:firstLine="0"/>
               <w:jc w:val="right"/>
             </w:pPr>
             <w:r>
@@ -38099,6 +38130,7 @@
           </w:tcPr>
           <w:p>
             <w:pPr>
+              <w:ind w:firstLine="0"/>
               <w:jc w:val="right"/>
             </w:pPr>
             <w:r>
@@ -38117,6 +38149,9 @@
             <w:tcW w:w="1700" w:type="dxa"/>
           </w:tcPr>
           <w:p>
+            <w:pPr>
+              <w:ind w:firstLine="0"/>
+            </w:pPr>
             <w:r>
               <w:rPr>
                 <w:sz w:val="16"/>
@@ -38181,6 +38216,7 @@
           </w:tcPr>
           <w:p>
             <w:pPr>
+              <w:ind w:firstLine="0"/>
               <w:jc w:val="right"/>
             </w:pPr>
             <w:r>
@@ -38198,6 +38234,7 @@
           </w:tcPr>
           <w:p>
             <w:pPr>
+              <w:ind w:firstLine="0"/>
               <w:jc w:val="right"/>
             </w:pPr>
             <w:r>
@@ -38215,6 +38252,7 @@
           </w:tcPr>
           <w:p>
             <w:pPr>
+              <w:ind w:firstLine="0"/>
               <w:jc w:val="right"/>
             </w:pPr>
             <w:r>
@@ -38233,6 +38271,9 @@
             <w:tcW w:w="1700" w:type="dxa"/>
           </w:tcPr>
           <w:p>
+            <w:pPr>
+              <w:ind w:firstLine="0"/>
+            </w:pPr>
             <w:r>
               <w:rPr>
                 <w:sz w:val="16"/>
@@ -38304,6 +38345,7 @@
           </w:tcPr>
           <w:p>
             <w:pPr>
+              <w:ind w:firstLine="0"/>
               <w:jc w:val="right"/>
             </w:pPr>
             <w:r>
@@ -38321,6 +38363,7 @@
           </w:tcPr>
           <w:p>
             <w:pPr>
+              <w:ind w:firstLine="0"/>
               <w:jc w:val="right"/>
             </w:pPr>
             <w:r>
@@ -38338,6 +38381,7 @@
           </w:tcPr>
           <w:p>
             <w:pPr>
+              <w:ind w:firstLine="0"/>
               <w:jc w:val="right"/>
             </w:pPr>
             <w:r>
@@ -38356,6 +38400,9 @@
             <w:tcW w:w="1700" w:type="dxa"/>
           </w:tcPr>
           <w:p>
+            <w:pPr>
+              <w:ind w:firstLine="0"/>
+            </w:pPr>
             <w:r>
               <w:rPr>
                 <w:sz w:val="16"/>
@@ -38441,6 +38488,7 @@
           </w:tcPr>
           <w:p>
             <w:pPr>
+              <w:ind w:firstLine="0"/>
               <w:jc w:val="right"/>
             </w:pPr>
             <w:r>
@@ -38458,6 +38506,7 @@
           </w:tcPr>
           <w:p>
             <w:pPr>
+              <w:ind w:firstLine="0"/>
               <w:jc w:val="right"/>
             </w:pPr>
             <w:r>
@@ -38475,6 +38524,7 @@
           </w:tcPr>
           <w:p>
             <w:pPr>
+              <w:ind w:firstLine="0"/>
               <w:jc w:val="right"/>
             </w:pPr>
             <w:r>
@@ -38493,6 +38543,9 @@
             <w:tcW w:w="1700" w:type="dxa"/>
           </w:tcPr>
           <w:p>
+            <w:pPr>
+              <w:ind w:firstLine="0"/>
+            </w:pPr>
             <w:r>
               <w:rPr>
                 <w:sz w:val="16"/>
@@ -38578,6 +38631,7 @@
           </w:tcPr>
           <w:p>
             <w:pPr>
+              <w:ind w:firstLine="0"/>
               <w:jc w:val="right"/>
             </w:pPr>
             <w:r>
@@ -38595,6 +38649,7 @@
           </w:tcPr>
           <w:p>
             <w:pPr>
+              <w:ind w:firstLine="0"/>
               <w:jc w:val="right"/>
             </w:pPr>
             <w:r>
@@ -38612,6 +38667,7 @@
           </w:tcPr>
           <w:p>
             <w:pPr>
+              <w:ind w:firstLine="0"/>
               <w:jc w:val="right"/>
             </w:pPr>
             <w:r>
@@ -39868,6 +39924,7 @@
           </w:tcPr>
           <w:p>
             <w:pPr>
+              <w:ind w:firstLine="0"/>
               <w:jc w:val="center"/>
               <w:rPr>
                 <w:b/>
@@ -39894,6 +39951,7 @@
           </w:tcPr>
           <w:p>
             <w:pPr>
+              <w:ind w:firstLine="0"/>
               <w:jc w:val="center"/>
               <w:rPr>
                 <w:b/>
@@ -39938,6 +39996,7 @@
           </w:tcPr>
           <w:p>
             <w:pPr>
+              <w:ind w:firstLine="0"/>
               <w:jc w:val="center"/>
               <w:rPr>
                 <w:b/>
@@ -39982,6 +40041,7 @@
           </w:tcPr>
           <w:p>
             <w:pPr>
+              <w:ind w:firstLine="0"/>
               <w:jc w:val="center"/>
               <w:rPr>
                 <w:b/>
@@ -40017,6 +40077,7 @@
           </w:tcPr>
           <w:p>
             <w:pPr>
+              <w:ind w:firstLine="0"/>
               <w:jc w:val="center"/>
               <w:rPr>
                 <w:b/>
@@ -40050,6 +40111,9 @@
             <w:tcW w:w="600" w:type="dxa"/>
           </w:tcPr>
           <w:p>
+            <w:pPr>
+              <w:ind w:firstLine="0"/>
+            </w:pPr>
             <w:r>
               <w:rPr>
                 <w:sz w:val="16"/>
@@ -40065,6 +40129,7 @@
           </w:tcPr>
           <w:p>
             <w:pPr>
+              <w:ind w:firstLine="0"/>
               <w:jc w:val="right"/>
             </w:pPr>
             <w:r>
@@ -40082,6 +40147,7 @@
           </w:tcPr>
           <w:p>
             <w:pPr>
+              <w:ind w:firstLine="0"/>
               <w:jc w:val="right"/>
             </w:pPr>
             <w:r>
@@ -40106,6 +40172,7 @@
           </w:tcPr>
           <w:p>
             <w:pPr>
+              <w:ind w:firstLine="0"/>
               <w:jc w:val="right"/>
             </w:pPr>
             <w:r>
@@ -40123,6 +40190,7 @@
           </w:tcPr>
           <w:p>
             <w:pPr>
+              <w:ind w:firstLine="0"/>
               <w:jc w:val="right"/>
             </w:pPr>
             <w:r>
@@ -40141,6 +40209,9 @@
             <w:tcW w:w="600" w:type="dxa"/>
           </w:tcPr>
           <w:p>
+            <w:pPr>
+              <w:ind w:firstLine="0"/>
+            </w:pPr>
             <w:r>
               <w:rPr>
                 <w:sz w:val="16"/>
@@ -40156,6 +40227,7 @@
           </w:tcPr>
           <w:p>
             <w:pPr>
+              <w:ind w:firstLine="0"/>
               <w:jc w:val="right"/>
             </w:pPr>
             <w:r>
@@ -40173,6 +40245,7 @@
           </w:tcPr>
           <w:p>
             <w:pPr>
+              <w:ind w:firstLine="0"/>
               <w:jc w:val="right"/>
             </w:pPr>
             <w:r>
@@ -40197,6 +40270,7 @@
           </w:tcPr>
           <w:p>
             <w:pPr>
+              <w:ind w:firstLine="0"/>
               <w:jc w:val="right"/>
             </w:pPr>
             <w:r>
@@ -40214,6 +40288,7 @@
           </w:tcPr>
           <w:p>
             <w:pPr>
+              <w:ind w:firstLine="0"/>
               <w:jc w:val="right"/>
             </w:pPr>
             <w:r>
@@ -40232,6 +40307,9 @@
             <w:tcW w:w="600" w:type="dxa"/>
           </w:tcPr>
           <w:p>
+            <w:pPr>
+              <w:ind w:firstLine="0"/>
+            </w:pPr>
             <w:r>
               <w:rPr>
                 <w:sz w:val="16"/>
@@ -40247,6 +40325,7 @@
           </w:tcPr>
           <w:p>
             <w:pPr>
+              <w:ind w:firstLine="0"/>
               <w:jc w:val="right"/>
             </w:pPr>
             <w:r>
@@ -40264,6 +40343,7 @@
           </w:tcPr>
           <w:p>
             <w:pPr>
+              <w:ind w:firstLine="0"/>
               <w:jc w:val="right"/>
             </w:pPr>
             <w:r>
@@ -40288,6 +40368,7 @@
           </w:tcPr>
           <w:p>
             <w:pPr>
+              <w:ind w:firstLine="0"/>
               <w:jc w:val="right"/>
             </w:pPr>
             <w:r>
@@ -40305,6 +40386,7 @@
           </w:tcPr>
           <w:p>
             <w:pPr>
+              <w:ind w:firstLine="0"/>
               <w:jc w:val="right"/>
             </w:pPr>
             <w:r>
@@ -40323,6 +40405,9 @@
             <w:tcW w:w="600" w:type="dxa"/>
           </w:tcPr>
           <w:p>
+            <w:pPr>
+              <w:ind w:firstLine="0"/>
+            </w:pPr>
             <w:r>
               <w:rPr>
                 <w:sz w:val="16"/>
@@ -40338,6 +40423,7 @@
           </w:tcPr>
           <w:p>
             <w:pPr>
+              <w:ind w:firstLine="0"/>
               <w:jc w:val="right"/>
             </w:pPr>
             <w:r>
@@ -40355,6 +40441,7 @@
           </w:tcPr>
           <w:p>
             <w:pPr>
+              <w:ind w:firstLine="0"/>
               <w:jc w:val="right"/>
             </w:pPr>
             <w:r>
@@ -40379,6 +40466,7 @@
           </w:tcPr>
           <w:p>
             <w:pPr>
+              <w:ind w:firstLine="0"/>
               <w:jc w:val="right"/>
             </w:pPr>
             <w:r>
@@ -40396,6 +40484,7 @@
           </w:tcPr>
           <w:p>
             <w:pPr>
+              <w:ind w:firstLine="0"/>
               <w:jc w:val="right"/>
             </w:pPr>
             <w:r>
@@ -40414,6 +40503,9 @@
             <w:tcW w:w="600" w:type="dxa"/>
           </w:tcPr>
           <w:p>
+            <w:pPr>
+              <w:ind w:firstLine="0"/>
+            </w:pPr>
             <w:r>
               <w:rPr>
                 <w:sz w:val="16"/>
@@ -40429,6 +40521,7 @@
           </w:tcPr>
           <w:p>
             <w:pPr>
+              <w:ind w:firstLine="0"/>
               <w:jc w:val="right"/>
             </w:pPr>
             <w:r>
@@ -40446,6 +40539,7 @@
           </w:tcPr>
           <w:p>
             <w:pPr>
+              <w:ind w:firstLine="0"/>
               <w:jc w:val="right"/>
             </w:pPr>
             <w:r>
@@ -40470,6 +40564,7 @@
           </w:tcPr>
           <w:p>
             <w:pPr>
+              <w:ind w:firstLine="0"/>
               <w:jc w:val="right"/>
             </w:pPr>
             <w:r>
@@ -40487,6 +40582,7 @@
           </w:tcPr>
           <w:p>
             <w:pPr>
+              <w:ind w:firstLine="0"/>
               <w:jc w:val="right"/>
             </w:pPr>
             <w:r>
@@ -42725,6 +42821,7 @@
           </w:tcPr>
           <w:p>
             <w:pPr>
+              <w:ind w:firstLine="0"/>
               <w:jc w:val="center"/>
               <w:rPr>
                 <w:b/>
@@ -42751,6 +42848,7 @@
           </w:tcPr>
           <w:p>
             <w:pPr>
+              <w:ind w:firstLine="0"/>
               <w:jc w:val="center"/>
               <w:rPr>
                 <w:b/>
@@ -42795,6 +42893,7 @@
           </w:tcPr>
           <w:p>
             <w:pPr>
+              <w:ind w:firstLine="0"/>
               <w:jc w:val="center"/>
               <w:rPr>
                 <w:b/>
@@ -42839,6 +42938,7 @@
           </w:tcPr>
           <w:p>
             <w:pPr>
+              <w:ind w:firstLine="0"/>
               <w:jc w:val="center"/>
               <w:rPr>
                 <w:b/>
@@ -42883,6 +42983,7 @@
           </w:tcPr>
           <w:p>
             <w:pPr>
+              <w:ind w:firstLine="0"/>
               <w:jc w:val="center"/>
               <w:rPr>
                 <w:b/>
@@ -42927,6 +43028,7 @@
           </w:tcPr>
           <w:p>
             <w:pPr>
+              <w:ind w:firstLine="0"/>
               <w:jc w:val="center"/>
               <w:rPr>
                 <w:b/>
@@ -42969,6 +43071,9 @@
             <w:tcW w:w="1000" w:type="dxa"/>
           </w:tcPr>
           <w:p>
+            <w:pPr>
+              <w:ind w:firstLine="0"/>
+            </w:pPr>
             <w:r>
               <w:rPr>
                 <w:sz w:val="16"/>
@@ -42984,6 +43089,7 @@
           </w:tcPr>
           <w:p>
             <w:pPr>
+              <w:ind w:firstLine="0"/>
               <w:jc w:val="right"/>
             </w:pPr>
             <w:r>
@@ -43001,6 +43107,7 @@
           </w:tcPr>
           <w:p>
             <w:pPr>
+              <w:ind w:firstLine="0"/>
               <w:jc w:val="right"/>
             </w:pPr>
             <w:r>
@@ -43018,6 +43125,7 @@
           </w:tcPr>
           <w:p>
             <w:pPr>
+              <w:ind w:firstLine="0"/>
               <w:jc w:val="right"/>
             </w:pPr>
             <w:r>
@@ -43035,6 +43143,7 @@
           </w:tcPr>
           <w:p>
             <w:pPr>
+              <w:ind w:firstLine="0"/>
               <w:jc w:val="right"/>
             </w:pPr>
             <w:r>
@@ -43052,6 +43161,7 @@
           </w:tcPr>
           <w:p>
             <w:pPr>
+              <w:ind w:firstLine="0"/>
               <w:jc w:val="right"/>
             </w:pPr>
             <w:r>
@@ -43070,6 +43180,9 @@
             <w:tcW w:w="1000" w:type="dxa"/>
           </w:tcPr>
           <w:p>
+            <w:pPr>
+              <w:ind w:firstLine="0"/>
+            </w:pPr>
             <w:r>
               <w:rPr>
                 <w:sz w:val="16"/>
@@ -43085,6 +43198,7 @@
           </w:tcPr>
           <w:p>
             <w:pPr>
+              <w:ind w:firstLine="0"/>
               <w:jc w:val="right"/>
             </w:pPr>
             <w:r>
@@ -43102,6 +43216,7 @@
           </w:tcPr>
           <w:p>
             <w:pPr>
+              <w:ind w:firstLine="0"/>
               <w:jc w:val="right"/>
             </w:pPr>
             <w:r>
@@ -43119,6 +43234,7 @@
           </w:tcPr>
           <w:p>
             <w:pPr>
+              <w:ind w:firstLine="0"/>
               <w:jc w:val="right"/>
             </w:pPr>
             <w:r>
@@ -43136,6 +43252,7 @@
           </w:tcPr>
           <w:p>
             <w:pPr>
+              <w:ind w:firstLine="0"/>
               <w:jc w:val="right"/>
             </w:pPr>
             <w:r>
@@ -43153,6 +43270,7 @@
           </w:tcPr>
           <w:p>
             <w:pPr>
+              <w:ind w:firstLine="0"/>
               <w:jc w:val="right"/>
             </w:pPr>
             <w:r>
@@ -43171,6 +43289,9 @@
             <w:tcW w:w="1000" w:type="dxa"/>
           </w:tcPr>
           <w:p>
+            <w:pPr>
+              <w:ind w:firstLine="0"/>
+            </w:pPr>
             <w:r>
               <w:rPr>
                 <w:sz w:val="16"/>
@@ -43214,6 +43335,7 @@
           </w:tcPr>
           <w:p>
             <w:pPr>
+              <w:ind w:firstLine="0"/>
               <w:jc w:val="right"/>
             </w:pPr>
             <w:r>
@@ -43231,6 +43353,7 @@
           </w:tcPr>
           <w:p>
             <w:pPr>
+              <w:ind w:firstLine="0"/>
               <w:jc w:val="right"/>
             </w:pPr>
             <w:r>
@@ -43255,6 +43378,7 @@
           </w:tcPr>
           <w:p>
             <w:pPr>
+              <w:ind w:firstLine="0"/>
               <w:jc w:val="right"/>
             </w:pPr>
             <w:r>
@@ -43272,6 +43396,7 @@
           </w:tcPr>
           <w:p>
             <w:pPr>
+              <w:ind w:firstLine="0"/>
               <w:jc w:val="right"/>
             </w:pPr>
             <w:r>
@@ -43289,6 +43414,7 @@
           </w:tcPr>
           <w:p>
             <w:pPr>
+              <w:ind w:firstLine="0"/>
               <w:jc w:val="right"/>
             </w:pPr>
             <w:r>
@@ -45455,6 +45581,7 @@
           </w:tcPr>
           <w:p>
             <w:pPr>
+              <w:ind w:firstLine="0"/>
               <w:jc w:val="center"/>
               <w:rPr>
                 <w:b/>
@@ -45526,6 +45653,7 @@
           </w:tcPr>
           <w:p>
             <w:pPr>
+              <w:ind w:firstLine="0"/>
               <w:jc w:val="center"/>
               <w:rPr>
                 <w:b/>
@@ -45579,6 +45707,7 @@
           </w:tcPr>
           <w:p>
             <w:pPr>
+              <w:ind w:firstLine="0"/>
               <w:jc w:val="center"/>
               <w:rPr>
                 <w:b/>
@@ -45614,6 +45743,7 @@
           </w:tcPr>
           <w:p>
             <w:pPr>
+              <w:ind w:firstLine="0"/>
               <w:jc w:val="center"/>
               <w:rPr>
                 <w:b/>
@@ -45667,6 +45797,7 @@
           </w:tcPr>
           <w:p>
             <w:pPr>
+              <w:ind w:firstLine="0"/>
               <w:jc w:val="center"/>
               <w:rPr>
                 <w:b/>
@@ -45711,6 +45842,7 @@
           </w:tcPr>
           <w:p>
             <w:pPr>
+              <w:ind w:firstLine="0"/>
               <w:jc w:val="center"/>
               <w:rPr>
                 <w:b/>
@@ -45755,6 +45887,7 @@
           </w:tcPr>
           <w:p>
             <w:pPr>
+              <w:ind w:firstLine="0"/>
               <w:jc w:val="center"/>
               <w:rPr>
                 <w:b/>
@@ -45807,6 +45940,7 @@
           </w:tcPr>
           <w:p>
             <w:pPr>
+              <w:ind w:firstLine="0"/>
               <w:jc w:val="left"/>
             </w:pPr>
             <w:r>
@@ -45852,6 +45986,7 @@
           </w:tcPr>
           <w:p>
             <w:pPr>
+              <w:ind w:firstLine="0"/>
               <w:jc w:val="right"/>
             </w:pPr>
             <w:r>
@@ -45869,6 +46004,7 @@
           </w:tcPr>
           <w:p>
             <w:pPr>
+              <w:ind w:firstLine="0"/>
               <w:jc w:val="right"/>
             </w:pPr>
             <w:r>
@@ -45886,6 +46022,7 @@
           </w:tcPr>
           <w:p>
             <w:pPr>
+              <w:ind w:firstLine="0"/>
               <w:jc w:val="right"/>
             </w:pPr>
             <w:r>
@@ -45903,6 +46040,7 @@
           </w:tcPr>
           <w:p>
             <w:pPr>
+              <w:ind w:firstLine="0"/>
               <w:jc w:val="right"/>
             </w:pPr>
             <w:r>
@@ -45920,6 +46058,7 @@
           </w:tcPr>
           <w:p>
             <w:pPr>
+              <w:ind w:firstLine="0"/>
               <w:jc w:val="right"/>
             </w:pPr>
             <w:r>
@@ -45937,6 +46076,7 @@
           </w:tcPr>
           <w:p>
             <w:pPr>
+              <w:ind w:firstLine="0"/>
               <w:jc w:val="right"/>
             </w:pPr>
             <w:r>
@@ -45956,6 +46096,7 @@
           </w:tcPr>
           <w:p>
             <w:pPr>
+              <w:ind w:firstLine="0"/>
               <w:jc w:val="left"/>
             </w:pPr>
             <w:r>
@@ -46001,6 +46142,7 @@
           </w:tcPr>
           <w:p>
             <w:pPr>
+              <w:ind w:firstLine="0"/>
               <w:jc w:val="right"/>
             </w:pPr>
             <w:r>
@@ -46018,6 +46160,7 @@
           </w:tcPr>
           <w:p>
             <w:pPr>
+              <w:ind w:firstLine="0"/>
               <w:jc w:val="right"/>
             </w:pPr>
             <w:r>
@@ -46035,6 +46178,7 @@
           </w:tcPr>
           <w:p>
             <w:pPr>
+              <w:ind w:firstLine="0"/>
               <w:jc w:val="right"/>
             </w:pPr>
             <w:r>
@@ -46052,6 +46196,7 @@
           </w:tcPr>
           <w:p>
             <w:pPr>
+              <w:ind w:firstLine="0"/>
               <w:jc w:val="right"/>
             </w:pPr>
             <w:r>
@@ -46069,6 +46214,7 @@
           </w:tcPr>
           <w:p>
             <w:pPr>
+              <w:ind w:firstLine="0"/>
               <w:jc w:val="right"/>
             </w:pPr>
             <w:r>
@@ -46086,6 +46232,7 @@
           </w:tcPr>
           <w:p>
             <w:pPr>
+              <w:ind w:firstLine="0"/>
               <w:jc w:val="right"/>
             </w:pPr>
             <w:r>
@@ -46105,6 +46252,7 @@
           </w:tcPr>
           <w:p>
             <w:pPr>
+              <w:ind w:firstLine="0"/>
               <w:jc w:val="left"/>
             </w:pPr>
             <w:r>
@@ -46150,6 +46298,7 @@
           </w:tcPr>
           <w:p>
             <w:pPr>
+              <w:ind w:firstLine="0"/>
               <w:jc w:val="right"/>
             </w:pPr>
             <w:r>
@@ -46167,6 +46316,7 @@
           </w:tcPr>
           <w:p>
             <w:pPr>
+              <w:ind w:firstLine="0"/>
               <w:jc w:val="right"/>
             </w:pPr>
             <w:r>
@@ -46184,6 +46334,7 @@
           </w:tcPr>
           <w:p>
             <w:pPr>
+              <w:ind w:firstLine="0"/>
               <w:jc w:val="right"/>
             </w:pPr>
             <w:r>
@@ -46201,6 +46352,7 @@
           </w:tcPr>
           <w:p>
             <w:pPr>
+              <w:ind w:firstLine="0"/>
               <w:jc w:val="right"/>
             </w:pPr>
             <w:r>
@@ -46218,6 +46370,7 @@
           </w:tcPr>
           <w:p>
             <w:pPr>
+              <w:ind w:firstLine="0"/>
               <w:jc w:val="right"/>
             </w:pPr>
             <w:r>
@@ -46235,6 +46388,7 @@
           </w:tcPr>
           <w:p>
             <w:pPr>
+              <w:ind w:firstLine="0"/>
               <w:jc w:val="right"/>
             </w:pPr>
             <w:r>
@@ -46254,6 +46408,7 @@
           </w:tcPr>
           <w:p>
             <w:pPr>
+              <w:ind w:firstLine="0"/>
               <w:jc w:val="left"/>
             </w:pPr>
             <w:r>
@@ -46299,6 +46454,7 @@
           </w:tcPr>
           <w:p>
             <w:pPr>
+              <w:ind w:firstLine="0"/>
               <w:jc w:val="right"/>
             </w:pPr>
             <w:r>
@@ -46316,6 +46472,7 @@
           </w:tcPr>
           <w:p>
             <w:pPr>
+              <w:ind w:firstLine="0"/>
               <w:jc w:val="right"/>
             </w:pPr>
             <w:r>
@@ -46333,6 +46490,7 @@
           </w:tcPr>
           <w:p>
             <w:pPr>
+              <w:ind w:firstLine="0"/>
               <w:jc w:val="right"/>
             </w:pPr>
             <w:r>
@@ -46350,6 +46508,7 @@
           </w:tcPr>
           <w:p>
             <w:pPr>
+              <w:ind w:firstLine="0"/>
               <w:jc w:val="right"/>
             </w:pPr>
             <w:r>
@@ -46367,6 +46526,7 @@
           </w:tcPr>
           <w:p>
             <w:pPr>
+              <w:ind w:firstLine="0"/>
               <w:jc w:val="right"/>
             </w:pPr>
             <w:r>
@@ -46384,6 +46544,7 @@
           </w:tcPr>
           <w:p>
             <w:pPr>
+              <w:ind w:firstLine="0"/>
               <w:jc w:val="right"/>
             </w:pPr>
             <w:r>
@@ -46403,6 +46564,7 @@
           </w:tcPr>
           <w:p>
             <w:pPr>
+              <w:ind w:firstLine="0"/>
               <w:jc w:val="left"/>
             </w:pPr>
             <w:r>
@@ -46448,6 +46610,7 @@
           </w:tcPr>
           <w:p>
             <w:pPr>
+              <w:ind w:firstLine="0"/>
               <w:jc w:val="right"/>
             </w:pPr>
             <w:r>
@@ -46465,6 +46628,7 @@
           </w:tcPr>
           <w:p>
             <w:pPr>
+              <w:ind w:firstLine="0"/>
               <w:jc w:val="right"/>
             </w:pPr>
             <w:r>
@@ -46482,6 +46646,7 @@
           </w:tcPr>
           <w:p>
             <w:pPr>
+              <w:ind w:firstLine="0"/>
               <w:jc w:val="right"/>
             </w:pPr>
             <w:r>
@@ -46499,6 +46664,7 @@
           </w:tcPr>
           <w:p>
             <w:pPr>
+              <w:ind w:firstLine="0"/>
               <w:jc w:val="right"/>
             </w:pPr>
             <w:r>
@@ -46516,6 +46682,7 @@
           </w:tcPr>
           <w:p>
             <w:pPr>
+              <w:ind w:firstLine="0"/>
               <w:jc w:val="right"/>
             </w:pPr>
             <w:r>
@@ -46533,6 +46700,7 @@
           </w:tcPr>
           <w:p>
             <w:pPr>
+              <w:ind w:firstLine="0"/>
               <w:jc w:val="right"/>
             </w:pPr>
             <w:r>
@@ -46552,6 +46720,7 @@
           </w:tcPr>
           <w:p>
             <w:pPr>
+              <w:ind w:firstLine="0"/>
               <w:jc w:val="left"/>
             </w:pPr>
             <w:r>
@@ -46569,6 +46738,7 @@
           </w:tcPr>
           <w:p>
             <w:pPr>
+              <w:ind w:firstLine="0"/>
               <w:jc w:val="right"/>
             </w:pPr>
             <w:r>
@@ -46586,6 +46756,7 @@
           </w:tcPr>
           <w:p>
             <w:pPr>
+              <w:ind w:firstLine="0"/>
               <w:jc w:val="right"/>
             </w:pPr>
             <w:r>
@@ -46603,6 +46774,7 @@
           </w:tcPr>
           <w:p>
             <w:pPr>
+              <w:ind w:firstLine="0"/>
               <w:jc w:val="right"/>
             </w:pPr>
             <w:r>
@@ -46620,6 +46792,7 @@
           </w:tcPr>
           <w:p>
             <w:pPr>
+              <w:ind w:firstLine="0"/>
               <w:jc w:val="right"/>
             </w:pPr>
             <w:r>
@@ -46637,6 +46810,7 @@
           </w:tcPr>
           <w:p>
             <w:pPr>
+              <w:ind w:firstLine="0"/>
               <w:jc w:val="right"/>
             </w:pPr>
             <w:r>
@@ -46654,6 +46828,7 @@
           </w:tcPr>
           <w:p>
             <w:pPr>
+              <w:ind w:firstLine="0"/>
               <w:jc w:val="right"/>
             </w:pPr>
             <w:r>
@@ -47847,6 +48022,7 @@
           </w:tcPr>
           <w:p>
             <w:pPr>
+              <w:ind w:firstLine="0"/>
               <w:jc w:val="center"/>
               <w:rPr>
                 <w:b/>
@@ -47891,6 +48067,7 @@
           </w:tcPr>
           <w:p>
             <w:pPr>
+              <w:ind w:firstLine="0"/>
               <w:jc w:val="center"/>
               <w:rPr>
                 <w:b/>
@@ -47944,6 +48121,7 @@
           </w:tcPr>
           <w:p>
             <w:pPr>
+              <w:ind w:firstLine="0"/>
               <w:jc w:val="center"/>
               <w:rPr>
                 <w:b/>
@@ -47997,6 +48175,7 @@
           </w:tcPr>
           <w:p>
             <w:pPr>
+              <w:ind w:firstLine="0"/>
               <w:jc w:val="center"/>
               <w:rPr>
                 <w:b/>
@@ -48022,6 +48201,7 @@
           </w:tcPr>
           <w:p>
             <w:pPr>
+              <w:ind w:firstLine="0"/>
               <w:jc w:val="left"/>
             </w:pPr>
             <w:r>
@@ -48039,6 +48219,7 @@
           </w:tcPr>
           <w:p>
             <w:pPr>
+              <w:ind w:firstLine="0"/>
               <w:jc w:val="right"/>
             </w:pPr>
             <w:r>
@@ -48056,6 +48237,7 @@
           </w:tcPr>
           <w:p>
             <w:pPr>
+              <w:ind w:firstLine="0"/>
               <w:jc w:val="right"/>
             </w:pPr>
             <w:r>
@@ -48073,6 +48255,7 @@
           </w:tcPr>
           <w:p>
             <w:pPr>
+              <w:ind w:firstLine="0"/>
               <w:jc w:val="right"/>
             </w:pPr>
             <w:r>
@@ -48092,6 +48275,7 @@
           </w:tcPr>
           <w:p>
             <w:pPr>
+              <w:ind w:firstLine="0"/>
               <w:jc w:val="left"/>
             </w:pPr>
             <w:r>
@@ -48109,6 +48293,7 @@
           </w:tcPr>
           <w:p>
             <w:pPr>
+              <w:ind w:firstLine="0"/>
               <w:jc w:val="right"/>
             </w:pPr>
             <w:r>
@@ -48126,6 +48311,7 @@
           </w:tcPr>
           <w:p>
             <w:pPr>
+              <w:ind w:firstLine="0"/>
               <w:jc w:val="right"/>
             </w:pPr>
             <w:r>
@@ -48143,6 +48329,7 @@
           </w:tcPr>
           <w:p>
             <w:pPr>
+              <w:ind w:firstLine="0"/>
               <w:jc w:val="right"/>
             </w:pPr>
             <w:r>
@@ -48162,6 +48349,7 @@
           </w:tcPr>
           <w:p>
             <w:pPr>
+              <w:ind w:firstLine="0"/>
               <w:jc w:val="left"/>
             </w:pPr>
             <w:r>
@@ -48207,6 +48395,7 @@
           </w:tcPr>
           <w:p>
             <w:pPr>
+              <w:ind w:firstLine="0"/>
               <w:jc w:val="right"/>
             </w:pPr>
             <w:r>
@@ -48224,6 +48413,7 @@
           </w:tcPr>
           <w:p>
             <w:pPr>
+              <w:ind w:firstLine="0"/>
               <w:jc w:val="right"/>
             </w:pPr>
             <w:r>
@@ -48241,6 +48431,7 @@
           </w:tcPr>
           <w:p>
             <w:pPr>
+              <w:ind w:firstLine="0"/>
               <w:jc w:val="right"/>
             </w:pPr>
             <w:r>

--- a/paper/CAST_투고본.docx
+++ b/paper/CAST_투고본.docx
@@ -22185,10 +22185,9 @@
                 </m:ctrlPr>
               </m:sSubPr>
               <m:e>
-                <m:groupChr>
-                  <m:groupChrPr>
+                <m:acc>
+                  <m:accPr>
                     <m:chr m:val="̃"/>
-                    <m:pos m:val="top"/>
                     <m:ctrlPr>
                       <w:rPr>
                         <w:rFonts w:ascii="Cambria Math" w:hAnsi="Cambria Math"/>
@@ -22196,7 +22195,7 @@
                         <w:szCs w:val="16"/>
                       </w:rPr>
                     </m:ctrlPr>
-                  </m:groupChrPr>
+                  </m:accPr>
                   <m:e>
                     <m:box>
                       <m:boxPr>
@@ -22220,7 +22219,7 @@
                       </m:e>
                     </m:box>
                   </m:e>
-                </m:groupChr>
+                </m:acc>
               </m:e>
               <m:sub>
                 <m:r>
@@ -22277,10 +22276,9 @@
                         </m:ctrlPr>
                       </m:sSubPr>
                       <m:e>
-                        <m:groupChr>
-                          <m:groupChrPr>
+                        <m:acc>
+                          <m:accPr>
                             <m:chr m:val="̂"/>
-                            <m:pos m:val="top"/>
                             <m:ctrlPr>
                               <w:rPr>
                                 <w:rFonts w:ascii="Cambria Math" w:hAnsi="Cambria Math"/>
@@ -22288,7 +22286,7 @@
                                 <w:szCs w:val="16"/>
                               </w:rPr>
                             </m:ctrlPr>
-                          </m:groupChrPr>
+                          </m:accPr>
                           <m:e>
                             <m:box>
                               <m:boxPr>
@@ -22312,7 +22310,7 @@
                               </m:e>
                             </m:box>
                           </m:e>
-                        </m:groupChr>
+                        </m:acc>
                       </m:e>
                       <m:sub>
                         <m:r>
@@ -22421,10 +22419,9 @@
                         </m:ctrlPr>
                       </m:sSubPr>
                       <m:e>
-                        <m:groupChr>
-                          <m:groupChrPr>
+                        <m:acc>
+                          <m:accPr>
                             <m:chr m:val="̂"/>
-                            <m:pos m:val="top"/>
                             <m:ctrlPr>
                               <w:rPr>
                                 <w:rFonts w:ascii="Cambria Math" w:hAnsi="Cambria Math"/>
@@ -22432,7 +22429,7 @@
                                 <w:szCs w:val="16"/>
                               </w:rPr>
                             </m:ctrlPr>
-                          </m:groupChrPr>
+                          </m:accPr>
                           <m:e>
                             <m:box>
                               <m:boxPr>
@@ -22456,7 +22453,7 @@
                               </m:e>
                             </m:box>
                           </m:e>
-                        </m:groupChr>
+                        </m:acc>
                       </m:e>
                       <m:sub>
                         <m:box>
@@ -22531,10 +22528,9 @@
                 </m:ctrlPr>
               </m:sSubPr>
               <m:e>
-                <m:groupChr>
-                  <m:groupChrPr>
+                <m:acc>
+                  <m:accPr>
                     <m:chr m:val="̃"/>
-                    <m:pos m:val="top"/>
                     <m:ctrlPr>
                       <w:rPr>
                         <w:rFonts w:ascii="Cambria Math" w:hAnsi="Cambria Math"/>
@@ -22542,7 +22538,7 @@
                         <w:szCs w:val="16"/>
                       </w:rPr>
                     </m:ctrlPr>
-                  </m:groupChrPr>
+                  </m:accPr>
                   <m:e>
                     <m:box>
                       <m:boxPr>
@@ -22569,7 +22565,7 @@
                       </m:e>
                     </m:box>
                   </m:e>
-                </m:groupChr>
+                </m:acc>
               </m:e>
               <m:sub>
                 <m:box>
@@ -23176,10 +23172,9 @@
                                     </m:ctrlPr>
                                   </m:sSubPr>
                                   <m:e>
-                                    <m:groupChr>
-                                      <m:groupChrPr>
+                                    <m:acc>
+                                      <m:accPr>
                                         <m:chr m:val="̃"/>
-                                        <m:pos m:val="top"/>
                                         <m:ctrlPr>
                                           <w:rPr>
                                             <w:rFonts w:ascii="Cambria Math" w:hAnsi="Cambria Math"/>
@@ -23187,7 +23182,7 @@
                                             <w:szCs w:val="16"/>
                                           </w:rPr>
                                         </m:ctrlPr>
-                                      </m:groupChrPr>
+                                      </m:accPr>
                                       <m:e>
                                         <m:box>
                                           <m:boxPr>
@@ -23211,7 +23206,7 @@
                                           </m:e>
                                         </m:box>
                                       </m:e>
-                                    </m:groupChr>
+                                    </m:acc>
                                   </m:e>
                                   <m:sub>
                                     <m:r>
@@ -23265,10 +23260,9 @@
                                     </m:ctrlPr>
                                   </m:sSubPr>
                                   <m:e>
-                                    <m:groupChr>
-                                      <m:groupChrPr>
+                                    <m:acc>
+                                      <m:accPr>
                                         <m:chr m:val="̃"/>
-                                        <m:pos m:val="top"/>
                                         <m:ctrlPr>
                                           <w:rPr>
                                             <w:rFonts w:ascii="Cambria Math" w:hAnsi="Cambria Math"/>
@@ -23276,7 +23270,7 @@
                                             <w:szCs w:val="16"/>
                                           </w:rPr>
                                         </m:ctrlPr>
-                                      </m:groupChrPr>
+                                      </m:accPr>
                                       <m:e>
                                         <m:box>
                                           <m:boxPr>
@@ -23303,7 +23297,7 @@
                                           </m:e>
                                         </m:box>
                                       </m:e>
-                                    </m:groupChr>
+                                    </m:acc>
                                   </m:e>
                                   <m:sub>
                                     <m:box>
@@ -24623,10 +24617,9 @@
                         </m:ctrlPr>
                       </m:boxPr>
                       <m:e>
-                        <m:groupChr>
-                          <m:groupChrPr>
+                        <m:acc>
+                          <m:accPr>
                             <m:chr m:val="̃"/>
-                            <m:pos m:val="top"/>
                             <m:ctrlPr>
                               <w:rPr>
                                 <w:rFonts w:ascii="Cambria Math" w:hAnsi="Cambria Math"/>
@@ -24634,7 +24627,7 @@
                                 <w:szCs w:val="16"/>
                               </w:rPr>
                             </m:ctrlPr>
-                          </m:groupChrPr>
+                          </m:accPr>
                           <m:e>
                             <m:box>
                               <m:boxPr>
@@ -24658,7 +24651,7 @@
                               </m:e>
                             </m:box>
                           </m:e>
-                        </m:groupChr>
+                        </m:acc>
                         <m:r>
                           <m:rPr>
                             <m:sty m:val="p"/>
@@ -24739,10 +24732,9 @@
                           </w:rPr>
                           <m:t>+</m:t>
                         </m:r>
-                        <m:groupChr>
-                          <m:groupChrPr>
+                        <m:acc>
+                          <m:accPr>
                             <m:chr m:val="̃"/>
-                            <m:pos m:val="top"/>
                             <m:ctrlPr>
                               <w:rPr>
                                 <w:rFonts w:ascii="Cambria Math" w:hAnsi="Cambria Math"/>
@@ -24750,7 +24742,7 @@
                                 <w:szCs w:val="16"/>
                               </w:rPr>
                             </m:ctrlPr>
-                          </m:groupChrPr>
+                          </m:accPr>
                           <m:e>
                             <m:box>
                               <m:boxPr>
@@ -24774,7 +24766,7 @@
                               </m:e>
                             </m:box>
                           </m:e>
-                        </m:groupChr>
+                        </m:acc>
                         <m:r>
                           <m:rPr>
                             <m:sty m:val="p"/>
@@ -24864,8 +24856,6 @@
       </w:r>
       <w:r>
         <w:rPr>
-          <w:i/>
-          <w:iCs/>
           <w:sz w:val="18"/>
           <w:szCs w:val="18"/>
         </w:rPr>
@@ -24882,8 +24872,6 @@
       </w:r>
       <w:r>
         <w:rPr>
-          <w:i/>
-          <w:iCs/>
           <w:sz w:val="18"/>
           <w:szCs w:val="18"/>
         </w:rPr>
@@ -24900,8 +24888,6 @@
       </w:r>
       <w:r>
         <w:rPr>
-          <w:i/>
-          <w:iCs/>
           <w:sz w:val="18"/>
           <w:szCs w:val="18"/>
         </w:rPr>
@@ -24918,8 +24904,6 @@
       </w:r>
       <w:r>
         <w:rPr>
-          <w:i/>
-          <w:iCs/>
           <w:sz w:val="18"/>
           <w:szCs w:val="18"/>
         </w:rPr>
@@ -24936,8 +24920,6 @@
       </w:r>
       <w:r>
         <w:rPr>
-          <w:i/>
-          <w:iCs/>
           <w:sz w:val="18"/>
           <w:szCs w:val="18"/>
         </w:rPr>
@@ -24954,8 +24936,6 @@
       </w:r>
       <w:r>
         <w:rPr>
-          <w:i/>
-          <w:iCs/>
           <w:sz w:val="18"/>
           <w:szCs w:val="18"/>
         </w:rPr>
@@ -26360,10 +26340,9 @@
             </m:ctrlPr>
           </m:boxPr>
           <m:e>
-            <m:groupChr>
-              <m:groupChrPr>
+            <m:acc>
+              <m:accPr>
                 <m:chr m:val="̂"/>
-                <m:pos m:val="top"/>
                 <m:ctrlPr>
                   <w:rPr>
                     <w:rFonts w:ascii="Cambria Math" w:hAnsi="Cambria Math"/>
@@ -26371,7 +26350,7 @@
                     <w:szCs w:val="16"/>
                   </w:rPr>
                 </m:ctrlPr>
-              </m:groupChrPr>
+              </m:accPr>
               <m:e>
                 <m:box>
                   <m:boxPr>
@@ -26395,7 +26374,7 @@
                   </m:e>
                 </m:box>
               </m:e>
-            </m:groupChr>
+            </m:acc>
             <m:r>
               <m:rPr>
                 <m:sty m:val="p"/>
@@ -26448,10 +26427,9 @@
                     </m:ctrlPr>
                   </m:boxPr>
                   <m:e>
-                    <m:groupChr>
-                      <m:groupChrPr>
+                    <m:acc>
+                      <m:accPr>
                         <m:chr m:val="¯"/>
-                        <m:pos m:val="top"/>
                         <m:ctrlPr>
                           <w:rPr>
                             <w:rFonts w:ascii="Cambria Math" w:hAnsi="Cambria Math"/>
@@ -26459,7 +26437,7 @@
                             <w:szCs w:val="16"/>
                           </w:rPr>
                         </m:ctrlPr>
-                      </m:groupChrPr>
+                      </m:accPr>
                       <m:e>
                         <m:box>
                           <m:boxPr>
@@ -26483,7 +26461,7 @@
                           </m:e>
                         </m:box>
                       </m:e>
-                    </m:groupChr>
+                    </m:acc>
                     <m:r>
                       <m:rPr>
                         <m:sty m:val="p"/>
@@ -26696,10 +26674,9 @@
               </w:rPr>
               <m:t>,</m:t>
             </m:r>
-            <m:groupChr>
-              <m:groupChrPr>
+            <m:acc>
+              <m:accPr>
                 <m:chr m:val="̂"/>
-                <m:pos m:val="top"/>
                 <m:ctrlPr>
                   <w:rPr>
                     <w:rFonts w:ascii="Cambria Math" w:hAnsi="Cambria Math"/>
@@ -26707,7 +26684,7 @@
                     <w:szCs w:val="16"/>
                   </w:rPr>
                 </m:ctrlPr>
-              </m:groupChrPr>
+              </m:accPr>
               <m:e>
                 <m:box>
                   <m:boxPr>
@@ -26731,7 +26708,7 @@
                   </m:e>
                 </m:box>
               </m:e>
-            </m:groupChr>
+            </m:acc>
             <m:r>
               <m:rPr>
                 <m:sty m:val="p"/>
@@ -27077,10 +27054,9 @@
               </w:rPr>
               <m:t>)</m:t>
             </m:r>
-            <m:groupChr>
-              <m:groupChrPr>
+            <m:acc>
+              <m:accPr>
                 <m:chr m:val="̂"/>
-                <m:pos m:val="top"/>
                 <m:ctrlPr>
                   <w:rPr>
                     <w:rFonts w:ascii="Cambria Math" w:hAnsi="Cambria Math"/>
@@ -27088,7 +27064,7 @@
                     <w:szCs w:val="16"/>
                   </w:rPr>
                 </m:ctrlPr>
-              </m:groupChrPr>
+              </m:accPr>
               <m:e>
                 <m:box>
                   <m:boxPr>
@@ -27112,7 +27088,7 @@
                   </m:e>
                 </m:box>
               </m:e>
-            </m:groupChr>
+            </m:acc>
             <m:r>
               <m:rPr>
                 <m:sty m:val="p"/>
@@ -27218,10 +27194,9 @@
                 </m:box>
               </m:e>
             </m:d>
-            <m:groupChr>
-              <m:groupChrPr>
+            <m:acc>
+              <m:accPr>
                 <m:chr m:val="̂"/>
-                <m:pos m:val="top"/>
                 <m:ctrlPr>
                   <w:rPr>
                     <w:rFonts w:ascii="Cambria Math" w:hAnsi="Cambria Math"/>
@@ -27229,7 +27204,7 @@
                     <w:szCs w:val="16"/>
                   </w:rPr>
                 </m:ctrlPr>
-              </m:groupChrPr>
+              </m:accPr>
               <m:e>
                 <m:box>
                   <m:boxPr>
@@ -27253,7 +27228,7 @@
                   </m:e>
                 </m:box>
               </m:e>
-            </m:groupChr>
+            </m:acc>
             <m:r>
               <m:rPr>
                 <m:sty m:val="p"/>
@@ -31398,8 +31373,6 @@
       </w:r>
       <w:r>
         <w:rPr>
-          <w:i/>
-          <w:iCs/>
           <w:sz w:val="18"/>
           <w:szCs w:val="18"/>
         </w:rPr>
@@ -31416,8 +31389,6 @@
       </w:r>
       <w:r>
         <w:rPr>
-          <w:i/>
-          <w:iCs/>
           <w:sz w:val="18"/>
           <w:szCs w:val="18"/>
         </w:rPr>
@@ -31434,8 +31405,6 @@
       </w:r>
       <w:r>
         <w:rPr>
-          <w:i/>
-          <w:iCs/>
           <w:sz w:val="18"/>
           <w:szCs w:val="18"/>
         </w:rPr>

--- a/paper/CAST_투고본.docx
+++ b/paper/CAST_투고본.docx
@@ -32605,7 +32605,18 @@
           <w:sz w:val="15"/>
           <w:szCs w:val="15"/>
         </w:rPr>
-        <w:t>10:       if argmin_(t'∈W_j(t)) score_j(t') = max(t,s_j) then</w:t>
+        <w:t>10:       if argmin_(t'∈W_j(t)) score_j(t')</w:t>
+      </w:r>
+      <w:r>
+        <w:br/>
+      </w:r>
+      <w:r>
+        <w:rPr>
+          <w:rFonts w:ascii="Courier New" w:hAnsi="Courier New"/>
+          <w:sz w:val="15"/>
+          <w:szCs w:val="15"/>
+        </w:rPr>
+        <w:t xml:space="preserve">             = max(t, s_j) then</w:t>
       </w:r>
       <w:r>
         <w:br/>

--- a/paper/CAST_투고본.docx
+++ b/paper/CAST_투고본.docx
@@ -216,773 +216,16 @@
       </w:r>
     </w:p>
     <w:p>
-      <w:r>
-        <w:rPr>
-          <w:b/>
-          <w:bCs/>
-        </w:rPr>
-        <w:t>초록</w:t>
-      </w:r>
-      <w:r>
-        <w:rPr>
-          <w:b/>
-          <w:bCs/>
-        </w:rPr>
-        <w:t xml:space="preserve">  </w:t>
-      </w:r>
-      <w:r>
-        <w:t>데이터센터의</w:t>
-      </w:r>
-      <w:r>
-        <w:t xml:space="preserve"> </w:t>
-      </w:r>
-      <w:r>
-        <w:t>탄소</w:t>
-      </w:r>
-      <w:r>
-        <w:t xml:space="preserve"> </w:t>
-      </w:r>
-      <w:r>
-        <w:t>배출량은</w:t>
-      </w:r>
-      <w:r>
-        <w:t xml:space="preserve"> </w:t>
-      </w:r>
-      <w:r>
-        <w:t>같은</w:t>
-      </w:r>
-      <w:r>
-        <w:t xml:space="preserve"> </w:t>
-      </w:r>
-      <w:r>
-        <w:t>작업이라도</w:t>
-      </w:r>
-      <w:r>
-        <w:t xml:space="preserve"> </w:t>
-      </w:r>
-      <w:r>
-        <w:t>어느</w:t>
-      </w:r>
-      <w:r>
-        <w:t xml:space="preserve"> </w:t>
-      </w:r>
-      <w:r>
-        <w:t>리전에서</w:t>
-      </w:r>
-      <w:r>
-        <w:t xml:space="preserve"> </w:t>
-      </w:r>
-      <w:r>
-        <w:t>언제</w:t>
-      </w:r>
-      <w:r>
-        <w:t xml:space="preserve"> </w:t>
-      </w:r>
-      <w:r>
-        <w:t>실행하느냐에</w:t>
-      </w:r>
-      <w:r>
-        <w:t xml:space="preserve"> </w:t>
-      </w:r>
-      <w:r>
-        <w:t>따라</w:t>
-      </w:r>
-      <w:r>
-        <w:t xml:space="preserve"> </w:t>
-      </w:r>
-      <w:r>
-        <w:t>크게</w:t>
-      </w:r>
-      <w:r>
-        <w:t xml:space="preserve"> </w:t>
-      </w:r>
-      <w:r>
-        <w:t>달라진다</w:t>
-      </w:r>
-      <w:r>
-        <w:t xml:space="preserve">. </w:t>
-      </w:r>
-      <w:r>
-        <w:t>본</w:t>
-      </w:r>
-      <w:r>
-        <w:t xml:space="preserve"> </w:t>
-      </w:r>
-      <w:r>
-        <w:t>연구는</w:t>
-      </w:r>
-      <w:r>
-        <w:t xml:space="preserve"> </w:t>
-      </w:r>
-      <w:r>
-        <w:t>미래</w:t>
-      </w:r>
-      <w:r>
-        <w:t xml:space="preserve"> </w:t>
-      </w:r>
-      <w:r>
-        <w:t>탄소집약도를</w:t>
-      </w:r>
-      <w:r>
-        <w:t xml:space="preserve"> LSTM</w:t>
-      </w:r>
-      <w:r>
-        <w:t>으로</w:t>
-      </w:r>
-      <w:r>
-        <w:t xml:space="preserve"> </w:t>
-      </w:r>
-      <w:r>
-        <w:t>예측하고</w:t>
-      </w:r>
-      <w:r>
-        <w:t xml:space="preserve">, </w:t>
-      </w:r>
-      <w:r>
-        <w:t>정수계획법으로</w:t>
-      </w:r>
-      <w:r>
-        <w:t xml:space="preserve"> </w:t>
-      </w:r>
-      <w:r>
-        <w:t>작업을</w:t>
-      </w:r>
-      <w:r>
-        <w:t xml:space="preserve"> </w:t>
-      </w:r>
-      <w:r>
-        <w:t>저탄소</w:t>
-      </w:r>
-      <w:r>
-        <w:t xml:space="preserve"> </w:t>
-      </w:r>
-      <w:r>
-        <w:t>리전에</w:t>
-      </w:r>
-      <w:r>
-        <w:t xml:space="preserve"> </w:t>
-      </w:r>
-      <w:r>
-        <w:t>배정한</w:t>
-      </w:r>
-      <w:r>
-        <w:t xml:space="preserve"> </w:t>
-      </w:r>
-      <w:r>
-        <w:t>뒤</w:t>
-      </w:r>
-      <w:r>
-        <w:t xml:space="preserve">, </w:t>
-      </w:r>
-      <w:r>
-        <w:t>마감</w:t>
-      </w:r>
-      <w:r>
-        <w:t xml:space="preserve"> </w:t>
-      </w:r>
-      <w:r>
-        <w:t>시한</w:t>
-      </w:r>
-      <w:r>
-        <w:t xml:space="preserve"> </w:t>
-      </w:r>
-      <w:r>
-        <w:t>안에서</w:t>
-      </w:r>
-      <w:r>
-        <w:t xml:space="preserve"> </w:t>
-      </w:r>
-      <w:r>
-        <w:t>시간을</w:t>
-      </w:r>
-      <w:r>
-        <w:t xml:space="preserve"> </w:t>
-      </w:r>
-      <w:r>
-        <w:t>옮겨</w:t>
-      </w:r>
-      <w:r>
-        <w:t xml:space="preserve"> </w:t>
-      </w:r>
-      <w:r>
-        <w:t>배출량을</w:t>
-      </w:r>
-      <w:r>
-        <w:t xml:space="preserve"> </w:t>
-      </w:r>
-      <w:r>
-        <w:t>한</w:t>
-      </w:r>
-      <w:r>
-        <w:t xml:space="preserve"> </w:t>
-      </w:r>
-      <w:r>
-        <w:t>번</w:t>
-      </w:r>
-      <w:r>
-        <w:t xml:space="preserve"> </w:t>
-      </w:r>
-      <w:r>
-        <w:t>더</w:t>
-      </w:r>
-      <w:r>
-        <w:t xml:space="preserve"> </w:t>
-      </w:r>
-      <w:r>
-        <w:t>줄이는</w:t>
-      </w:r>
-      <w:r>
-        <w:t xml:space="preserve"> CAST</w:t>
-      </w:r>
-      <w:r>
-        <w:t>를</w:t>
-      </w:r>
-      <w:r>
-        <w:t xml:space="preserve"> </w:t>
-      </w:r>
-      <w:r>
-        <w:t>제안한다</w:t>
-      </w:r>
-      <w:r>
-        <w:t xml:space="preserve">. </w:t>
-      </w:r>
-      <w:r>
-        <w:t>탄소와</w:t>
-      </w:r>
-      <w:r>
-        <w:t xml:space="preserve"> </w:t>
-      </w:r>
-      <w:r>
-        <w:t>지연</w:t>
-      </w:r>
-      <w:r>
-        <w:t xml:space="preserve"> </w:t>
-      </w:r>
-      <w:r>
-        <w:t>사이의</w:t>
-      </w:r>
-      <w:r>
-        <w:t xml:space="preserve"> </w:t>
-      </w:r>
-      <w:r>
-        <w:t>가중치는</w:t>
-      </w:r>
-      <w:r>
-        <w:t xml:space="preserve"> </w:t>
-      </w:r>
-      <w:r>
-        <w:t>고정하지</w:t>
-      </w:r>
-      <w:r>
-        <w:t xml:space="preserve"> </w:t>
-      </w:r>
-      <w:r>
-        <w:t>않고</w:t>
-      </w:r>
-      <w:r>
-        <w:t xml:space="preserve">, </w:t>
-      </w:r>
-      <w:r>
-        <w:t>매</w:t>
-      </w:r>
-      <w:r>
-        <w:t xml:space="preserve"> </w:t>
-      </w:r>
-      <w:r>
-        <w:t>시간</w:t>
-      </w:r>
-      <w:r>
-        <w:t xml:space="preserve"> </w:t>
-      </w:r>
-      <w:r>
-        <w:t>슬롯마다</w:t>
-      </w:r>
-      <w:r>
-        <w:t xml:space="preserve"> </w:t>
-      </w:r>
-      <w:r>
-        <w:t>파레토</w:t>
-      </w:r>
-      <w:r>
-        <w:t xml:space="preserve"> </w:t>
-      </w:r>
-      <w:r>
-        <w:t>곡선의</w:t>
-      </w:r>
-      <w:r>
-        <w:t xml:space="preserve"> </w:t>
-      </w:r>
-      <w:r>
-        <w:t>무릎점에서</w:t>
-      </w:r>
-      <w:r>
-        <w:t xml:space="preserve"> </w:t>
-      </w:r>
-      <w:r>
-        <w:t>자동으로</w:t>
-      </w:r>
-      <w:r>
-        <w:t xml:space="preserve"> </w:t>
-      </w:r>
-      <w:r>
-        <w:t>정한다</w:t>
-      </w:r>
-      <w:r>
-        <w:t>. 8</w:t>
-      </w:r>
-      <w:r>
-        <w:t>개</w:t>
-      </w:r>
-      <w:r>
-        <w:t xml:space="preserve"> </w:t>
-      </w:r>
-      <w:r>
-        <w:t>리전</w:t>
-      </w:r>
-      <w:r>
-        <w:t>, 1</w:t>
-      </w:r>
-      <w:r>
-        <w:t>년치</w:t>
-      </w:r>
-      <w:r>
-        <w:t xml:space="preserve"> </w:t>
-      </w:r>
-      <w:r>
-        <w:t>실측</w:t>
-      </w:r>
-      <w:r>
-        <w:t xml:space="preserve"> </w:t>
-      </w:r>
-      <w:r>
-        <w:t>탄소</w:t>
-      </w:r>
-      <w:r>
-        <w:t xml:space="preserve"> </w:t>
-      </w:r>
-      <w:r>
-        <w:t>데이터</w:t>
-      </w:r>
-      <w:r>
-        <w:t xml:space="preserve"> </w:t>
-      </w:r>
-      <w:r>
-        <w:t>위에서</w:t>
-      </w:r>
-      <w:r>
-        <w:t xml:space="preserve"> </w:t>
-      </w:r>
-      <w:r>
-        <w:t>돌린</w:t>
-      </w:r>
-      <w:r>
-        <w:t xml:space="preserve"> </w:t>
-      </w:r>
-      <w:r>
-        <w:t>합성</w:t>
-      </w:r>
-      <w:r>
-        <w:t xml:space="preserve"> </w:t>
-      </w:r>
-      <w:r>
-        <w:t>작업</w:t>
-      </w:r>
-      <w:r>
-        <w:t xml:space="preserve"> 146,000</w:t>
-      </w:r>
-      <w:r>
-        <w:t>건으로</w:t>
-      </w:r>
-      <w:r>
-        <w:t xml:space="preserve"> </w:t>
-      </w:r>
-      <w:r>
-        <w:t>실험한</w:t>
-      </w:r>
-      <w:r>
-        <w:t xml:space="preserve"> </w:t>
-      </w:r>
-      <w:r>
-        <w:t>결과</w:t>
-      </w:r>
-      <w:r>
-        <w:t xml:space="preserve">, </w:t>
-      </w:r>
-      <w:r>
-        <w:t>시간</w:t>
-      </w:r>
-      <w:r>
-        <w:t xml:space="preserve"> </w:t>
-      </w:r>
-      <w:r>
-        <w:t>이동만으로</w:t>
-      </w:r>
-      <w:r>
-        <w:t xml:space="preserve"> 18.60%, </w:t>
-      </w:r>
-      <w:r>
-        <w:t>리전</w:t>
-      </w:r>
-      <w:r>
-        <w:t xml:space="preserve"> </w:t>
-      </w:r>
-      <w:r>
-        <w:t>이동만으로</w:t>
-      </w:r>
-      <w:r>
-        <w:t xml:space="preserve"> 56.85%</w:t>
-      </w:r>
-      <w:r>
-        <w:t>를</w:t>
-      </w:r>
-      <w:r>
-        <w:t xml:space="preserve"> </w:t>
-      </w:r>
-      <w:r>
-        <w:t>줄였고</w:t>
-      </w:r>
-      <w:r>
-        <w:t xml:space="preserve"> </w:t>
-      </w:r>
-      <w:r>
-        <w:t>둘을</w:t>
-      </w:r>
-      <w:r>
-        <w:t xml:space="preserve"> </w:t>
-      </w:r>
-      <w:r>
-        <w:t>결합하면</w:t>
-      </w:r>
-      <w:r>
-        <w:t xml:space="preserve"> 63.03%</w:t>
-      </w:r>
-      <w:r>
-        <w:t>를</w:t>
-      </w:r>
-      <w:r>
-        <w:t xml:space="preserve"> </w:t>
-      </w:r>
-      <w:r>
-        <w:t>줄였으며</w:t>
-      </w:r>
-      <w:r>
-        <w:t xml:space="preserve"> </w:t>
-      </w:r>
-      <w:r>
-        <w:t>마감</w:t>
-      </w:r>
-      <w:r>
-        <w:t xml:space="preserve"> </w:t>
-      </w:r>
-      <w:r>
-        <w:t>위반은</w:t>
-      </w:r>
-      <w:r>
-        <w:t xml:space="preserve"> </w:t>
-      </w:r>
-      <w:r>
-        <w:t>없었다</w:t>
-      </w:r>
-      <w:r>
-        <w:t xml:space="preserve">. </w:t>
-      </w:r>
-      <w:r>
-        <w:t>무릎점</w:t>
-      </w:r>
-      <w:r>
-        <w:t xml:space="preserve"> </w:t>
-      </w:r>
-      <w:r>
-        <w:t>자동</w:t>
-      </w:r>
-      <w:r>
-        <w:t xml:space="preserve"> </w:t>
-      </w:r>
-      <w:r>
-        <w:t>선택은</w:t>
-      </w:r>
-      <w:r>
-        <w:t xml:space="preserve"> </w:t>
-      </w:r>
-      <w:r>
-        <w:t>가중치</w:t>
-      </w:r>
-      <w:r>
-        <w:t xml:space="preserve"> </w:t>
-      </w:r>
-      <w:r>
-        <w:t>고정</w:t>
-      </w:r>
-      <w:r>
-        <w:t>(</w:t>
-      </w:r>
-      <w:r>
-        <w:t>알파</w:t>
-      </w:r>
-      <w:r>
-        <w:t xml:space="preserve">=0.5) </w:t>
-      </w:r>
-      <w:r>
-        <w:t>대비</w:t>
-      </w:r>
-      <w:r>
-        <w:t xml:space="preserve"> </w:t>
-      </w:r>
-      <w:r>
-        <w:t>지연</w:t>
-      </w:r>
-      <w:r>
-        <w:t xml:space="preserve"> 6.7ms</w:t>
-      </w:r>
-      <w:r>
-        <w:t>만</w:t>
-      </w:r>
-      <w:r>
-        <w:t xml:space="preserve"> </w:t>
-      </w:r>
-      <w:r>
-        <w:t>더</w:t>
-      </w:r>
-      <w:r>
-        <w:t xml:space="preserve"> </w:t>
-      </w:r>
-      <w:r>
-        <w:t>쓰고</w:t>
-      </w:r>
-      <w:r>
-        <w:t xml:space="preserve"> </w:t>
-      </w:r>
-      <w:r>
-        <w:t>탄소는</w:t>
-      </w:r>
-      <w:r>
-        <w:t xml:space="preserve"> 10.64%</w:t>
-      </w:r>
-      <w:r>
-        <w:t>포인트</w:t>
-      </w:r>
-      <w:r>
-        <w:t xml:space="preserve"> </w:t>
-      </w:r>
-      <w:r>
-        <w:t>더</w:t>
-      </w:r>
-      <w:r>
-        <w:t xml:space="preserve"> </w:t>
-      </w:r>
-      <w:r>
-        <w:t>줄인다</w:t>
-      </w:r>
-      <w:r>
-        <w:t xml:space="preserve">. </w:t>
-      </w:r>
-      <w:r>
-        <w:t>리전별</w:t>
-      </w:r>
-      <w:r>
-        <w:t xml:space="preserve"> </w:t>
-      </w:r>
-      <w:r>
-        <w:t>용량</w:t>
-      </w:r>
-      <w:r>
-        <w:t xml:space="preserve"> </w:t>
-      </w:r>
-      <w:r>
-        <w:t>상한은</w:t>
-      </w:r>
-      <w:r>
-        <w:t xml:space="preserve"> </w:t>
-      </w:r>
-      <w:r>
-        <w:t>온라인으로</w:t>
-      </w:r>
-      <w:r>
-        <w:t xml:space="preserve"> </w:t>
-      </w:r>
-      <w:r>
-        <w:t>강제하며</w:t>
-      </w:r>
-      <w:r>
-        <w:t xml:space="preserve">, </w:t>
-      </w:r>
-      <w:r>
-        <w:t>어떤</w:t>
-      </w:r>
-      <w:r>
-        <w:t xml:space="preserve"> </w:t>
-      </w:r>
-      <w:r>
-        <w:t>작업도</w:t>
-      </w:r>
-      <w:r>
-        <w:t xml:space="preserve"> </w:t>
-      </w:r>
-      <w:r>
-        <w:t>무한히</w:t>
-      </w:r>
-      <w:r>
-        <w:t xml:space="preserve"> </w:t>
-      </w:r>
-      <w:r>
-        <w:t>밀리지</w:t>
-      </w:r>
-      <w:r>
-        <w:t xml:space="preserve"> </w:t>
-      </w:r>
-      <w:r>
-        <w:t>않음을</w:t>
-      </w:r>
-      <w:r>
-        <w:t xml:space="preserve"> </w:t>
-      </w:r>
-      <w:r>
-        <w:t>증명한다</w:t>
-      </w:r>
-      <w:r>
-        <w:t xml:space="preserve">. </w:t>
-      </w:r>
-      <w:r>
-        <w:t>그</w:t>
-      </w:r>
-      <w:r>
-        <w:t xml:space="preserve"> </w:t>
-      </w:r>
-      <w:r>
-        <w:t>대가로</w:t>
-      </w:r>
-      <w:r>
-        <w:t xml:space="preserve"> </w:t>
-      </w:r>
-      <w:r>
-        <w:t>시간</w:t>
-      </w:r>
-      <w:r>
-        <w:t xml:space="preserve"> </w:t>
-      </w:r>
-      <w:r>
-        <w:t>이동의</w:t>
-      </w:r>
-      <w:r>
-        <w:t xml:space="preserve"> </w:t>
-      </w:r>
-      <w:r>
-        <w:t>몫은</w:t>
-      </w:r>
-      <w:r>
-        <w:t xml:space="preserve"> 9.07%</w:t>
-      </w:r>
-      <w:r>
-        <w:t>포인트에서</w:t>
-      </w:r>
-      <w:r>
-        <w:t xml:space="preserve"> 6.18%</w:t>
-      </w:r>
-      <w:r>
-        <w:t>포인트로</w:t>
-      </w:r>
-      <w:r>
-        <w:t xml:space="preserve"> </w:t>
-      </w:r>
-      <w:r>
-        <w:t>준다</w:t>
-      </w:r>
-      <w:r>
-        <w:t>.</w:t>
-      </w:r>
-    </w:p>
-    <w:p>
-      <w:r>
-        <w:rPr>
-          <w:b/>
-          <w:bCs/>
-        </w:rPr>
-        <w:t>주제어</w:t>
-      </w:r>
-      <w:r>
-        <w:rPr>
-          <w:b/>
-          <w:bCs/>
-        </w:rPr>
-        <w:t xml:space="preserve">: </w:t>
-      </w:r>
-      <w:r>
-        <w:t>탄소</w:t>
-      </w:r>
-      <w:r>
-        <w:t xml:space="preserve"> </w:t>
-      </w:r>
-      <w:r>
-        <w:t>인지</w:t>
-      </w:r>
-      <w:r>
-        <w:t xml:space="preserve"> </w:t>
-      </w:r>
-      <w:r>
-        <w:t>스케줄링</w:t>
-      </w:r>
-      <w:r>
-        <w:t xml:space="preserve">, </w:t>
-      </w:r>
-      <w:r>
-        <w:t>워크로드</w:t>
-      </w:r>
-      <w:r>
-        <w:t xml:space="preserve"> </w:t>
-      </w:r>
-      <w:r>
-        <w:t>이동</w:t>
-      </w:r>
-      <w:r>
-        <w:t xml:space="preserve">, </w:t>
-      </w:r>
-      <w:r>
-        <w:t>정수</w:t>
-      </w:r>
-      <w:r>
-        <w:t xml:space="preserve"> </w:t>
-      </w:r>
-      <w:r>
-        <w:t>계획법</w:t>
-      </w:r>
-      <w:r>
-        <w:t xml:space="preserve">, </w:t>
-      </w:r>
-      <w:r>
-        <w:t>리전</w:t>
-      </w:r>
-      <w:r>
-        <w:t xml:space="preserve"> </w:t>
-      </w:r>
-      <w:r>
-        <w:t>용량</w:t>
-      </w:r>
-      <w:r>
-        <w:t>, LSTM</w:t>
-      </w:r>
-    </w:p>
-    <w:p>
-      <w:r>
-        <w:rPr>
-          <w:b/>
-          <w:bCs/>
-        </w:rPr>
-        <w:t xml:space="preserve">Abstract  </w:t>
-      </w:r>
-      <w:r>
-        <w:t>The carbon footprint of a cloud workload varies substantially depending on which region and when it runs. We present CAST, a carbon-aware scheduler that forecasts future carbon intensity with an LSTM, places jobs across regions via integer programming, and further shifts them in time within each job's deadline. Rather than fixing the trade-off between carbon and latency, CAST selects it automatically at every time slot by locating the knee point of the Pareto curve. Evaluated on 146,000 synthetic jobs driven by one year of measured carbon-intensity data across 8 regions, temporal shifting alone reduces emissions by 18.60%, spatial placement alone by 56.85%, and combining both reduces emissions by 63.03% with zero deadline violations. The automatic knee-point weight cuts 10.64 percentage points more carbon than a fixed weight (alpha=0.5), at the cost of only 6.7ms additional latency. CAST enforces per-region capacity limits online and we prove that no job is deferred indefinitely. The cost of this enforcement is quantified: temporal shifting's marginal contribution shrinks from an unconstrained upper bound of 9.07 percentage points to 6.18 percentage points.</w:t>
-      </w:r>
-    </w:p>
-    <w:p>
-      <w:r>
-        <w:rPr>
-          <w:b/>
-          <w:bCs/>
-        </w:rPr>
-        <w:t xml:space="preserve">Keywords: </w:t>
-      </w:r>
-      <w:r>
-        <w:t>Carbon-aware scheduling, Workload shifting, Integer programming, Regional capacity, LSTM</w:t>
+      <w:pPr>
+        <w:ind w:firstLine="0"/>
+        <w:jc w:val="center"/>
+      </w:pPr>
+      <w:r>
+        <w:rPr>
+          <w:sz w:val="22"/>
+          <w:szCs w:val="22"/>
+        </w:rPr>
+        <w:t xml:space="preserve">이종하 · 강희진 · 강동규 · 김현정 · 남재현*</w:t>
       </w:r>
     </w:p>
     <w:p>
@@ -992,10 +235,10 @@
       </w:pPr>
       <w:r>
         <w:rPr>
-          <w:sz w:val="22"/>
-          <w:szCs w:val="22"/>
-        </w:rPr>
-        <w:t xml:space="preserve">이종하 · 강희진 · 강동규 · 김현정 · 남재현*</w:t>
+          <w:sz w:val="18"/>
+          <w:szCs w:val="18"/>
+        </w:rPr>
+        <w:t xml:space="preserve">단국대학교</w:t>
       </w:r>
     </w:p>
     <w:p>
@@ -1008,7 +251,7 @@
           <w:sz w:val="18"/>
           <w:szCs w:val="18"/>
         </w:rPr>
-        <w:t xml:space="preserve">단국대학교</w:t>
+        <w:t xml:space="preserve">이종하 (E-mail: jongha8273@naver.com)</w:t>
       </w:r>
     </w:p>
     <w:p>
@@ -1021,7 +264,7 @@
           <w:sz w:val="18"/>
           <w:szCs w:val="18"/>
         </w:rPr>
-        <w:t xml:space="preserve">이종하 (E-mail: jongha8273@naver.com)</w:t>
+        <w:t xml:space="preserve">강희진 (E-mail: heejin@example.com)</w:t>
       </w:r>
     </w:p>
     <w:p>
@@ -1034,7 +277,7 @@
           <w:sz w:val="18"/>
           <w:szCs w:val="18"/>
         </w:rPr>
-        <w:t xml:space="preserve">강희진 (E-mail: heejin@example.com)</w:t>
+        <w:t xml:space="preserve">강동규 (E-mail: dgkang@example.com)</w:t>
       </w:r>
     </w:p>
     <w:p>
@@ -1047,7 +290,7 @@
           <w:sz w:val="18"/>
           <w:szCs w:val="18"/>
         </w:rPr>
-        <w:t xml:space="preserve">강동규 (E-mail: dgkang@example.com)</w:t>
+        <w:t xml:space="preserve">김현정 (E-mail: hjkim@example.com)</w:t>
       </w:r>
     </w:p>
     <w:p>
@@ -1060,33 +303,798 @@
           <w:sz w:val="18"/>
           <w:szCs w:val="18"/>
         </w:rPr>
-        <w:t xml:space="preserve">김현정 (E-mail: hjkim@example.com)</w:t>
+        <w:t xml:space="preserve">남재현 (E-mail: njh@example.com)</w:t>
       </w:r>
     </w:p>
     <w:p>
       <w:pPr>
         <w:ind w:firstLine="0"/>
         <w:jc w:val="center"/>
+        <w:sectPr>
+          <w:footerReference w:type="default" r:id="rId51"/>
+          <w:type w:val="continuous"/>
+          <w:pgSz w:w="11909" w:h="16834"/>
+          <w:pgMar w:top="1440" w:right="1440" w:bottom="1440" w:left="1440" w:header="720" w:footer="720" w:gutter="0"/>
+          <w:pgNumType w:start="1"/>
+          <w:cols w:space="425"/>
+        </w:sectPr>
       </w:pPr>
       <w:r>
         <w:rPr>
           <w:sz w:val="18"/>
           <w:szCs w:val="18"/>
         </w:rPr>
-        <w:t xml:space="preserve">남재현 (E-mail: njh@example.com)</w:t>
+        <w:t xml:space="preserve">접수일: 【YYYY-MM-DD】 / 수정일: 【YYYY-MM-DD】 / 게재확정일: 【YYYY-MM-DD】</w:t>
       </w:r>
     </w:p>
     <w:p>
-      <w:pPr>
-        <w:ind w:firstLine="0"/>
-        <w:jc w:val="center"/>
-      </w:pPr>
-      <w:r>
-        <w:rPr>
-          <w:sz w:val="18"/>
-          <w:szCs w:val="18"/>
-        </w:rPr>
-        <w:t xml:space="preserve">접수일: 【YYYY-MM-DD】 / 수정일: 【YYYY-MM-DD】 / 게재확정일: 【YYYY-MM-DD】</w:t>
+      <w:r>
+        <w:rPr>
+          <w:b/>
+          <w:bCs/>
+        </w:rPr>
+        <w:t>초록</w:t>
+      </w:r>
+      <w:r>
+        <w:rPr>
+          <w:b/>
+          <w:bCs/>
+        </w:rPr>
+        <w:t xml:space="preserve">  </w:t>
+      </w:r>
+      <w:r>
+        <w:t>데이터센터의</w:t>
+      </w:r>
+      <w:r>
+        <w:t xml:space="preserve"> </w:t>
+      </w:r>
+      <w:r>
+        <w:t>탄소</w:t>
+      </w:r>
+      <w:r>
+        <w:t xml:space="preserve"> </w:t>
+      </w:r>
+      <w:r>
+        <w:t>배출량은</w:t>
+      </w:r>
+      <w:r>
+        <w:t xml:space="preserve"> </w:t>
+      </w:r>
+      <w:r>
+        <w:t>같은</w:t>
+      </w:r>
+      <w:r>
+        <w:t xml:space="preserve"> </w:t>
+      </w:r>
+      <w:r>
+        <w:t>작업이라도</w:t>
+      </w:r>
+      <w:r>
+        <w:t xml:space="preserve"> </w:t>
+      </w:r>
+      <w:r>
+        <w:t>어느</w:t>
+      </w:r>
+      <w:r>
+        <w:t xml:space="preserve"> </w:t>
+      </w:r>
+      <w:r>
+        <w:t>리전에서</w:t>
+      </w:r>
+      <w:r>
+        <w:t xml:space="preserve"> </w:t>
+      </w:r>
+      <w:r>
+        <w:t>언제</w:t>
+      </w:r>
+      <w:r>
+        <w:t xml:space="preserve"> </w:t>
+      </w:r>
+      <w:r>
+        <w:t>실행하느냐에</w:t>
+      </w:r>
+      <w:r>
+        <w:t xml:space="preserve"> </w:t>
+      </w:r>
+      <w:r>
+        <w:t>따라</w:t>
+      </w:r>
+      <w:r>
+        <w:t xml:space="preserve"> </w:t>
+      </w:r>
+      <w:r>
+        <w:t>크게</w:t>
+      </w:r>
+      <w:r>
+        <w:t xml:space="preserve"> </w:t>
+      </w:r>
+      <w:r>
+        <w:t>달라진다</w:t>
+      </w:r>
+      <w:r>
+        <w:t xml:space="preserve">. </w:t>
+      </w:r>
+      <w:r>
+        <w:t>본</w:t>
+      </w:r>
+      <w:r>
+        <w:t xml:space="preserve"> </w:t>
+      </w:r>
+      <w:r>
+        <w:t>연구는</w:t>
+      </w:r>
+      <w:r>
+        <w:t xml:space="preserve"> </w:t>
+      </w:r>
+      <w:r>
+        <w:t>미래</w:t>
+      </w:r>
+      <w:r>
+        <w:t xml:space="preserve"> </w:t>
+      </w:r>
+      <w:r>
+        <w:t>탄소집약도를</w:t>
+      </w:r>
+      <w:r>
+        <w:t xml:space="preserve"> LSTM</w:t>
+      </w:r>
+      <w:r>
+        <w:t>으로</w:t>
+      </w:r>
+      <w:r>
+        <w:t xml:space="preserve"> </w:t>
+      </w:r>
+      <w:r>
+        <w:t>예측하고</w:t>
+      </w:r>
+      <w:r>
+        <w:t xml:space="preserve">, </w:t>
+      </w:r>
+      <w:r>
+        <w:t>정수계획법으로</w:t>
+      </w:r>
+      <w:r>
+        <w:t xml:space="preserve"> </w:t>
+      </w:r>
+      <w:r>
+        <w:t>작업을</w:t>
+      </w:r>
+      <w:r>
+        <w:t xml:space="preserve"> </w:t>
+      </w:r>
+      <w:r>
+        <w:t>저탄소</w:t>
+      </w:r>
+      <w:r>
+        <w:t xml:space="preserve"> </w:t>
+      </w:r>
+      <w:r>
+        <w:t>리전에</w:t>
+      </w:r>
+      <w:r>
+        <w:t xml:space="preserve"> </w:t>
+      </w:r>
+      <w:r>
+        <w:t>배정한</w:t>
+      </w:r>
+      <w:r>
+        <w:t xml:space="preserve"> </w:t>
+      </w:r>
+      <w:r>
+        <w:t>뒤</w:t>
+      </w:r>
+      <w:r>
+        <w:t xml:space="preserve">, </w:t>
+      </w:r>
+      <w:r>
+        <w:t>마감</w:t>
+      </w:r>
+      <w:r>
+        <w:t xml:space="preserve"> </w:t>
+      </w:r>
+      <w:r>
+        <w:t>시한</w:t>
+      </w:r>
+      <w:r>
+        <w:t xml:space="preserve"> </w:t>
+      </w:r>
+      <w:r>
+        <w:t>안에서</w:t>
+      </w:r>
+      <w:r>
+        <w:t xml:space="preserve"> </w:t>
+      </w:r>
+      <w:r>
+        <w:t>시간을</w:t>
+      </w:r>
+      <w:r>
+        <w:t xml:space="preserve"> </w:t>
+      </w:r>
+      <w:r>
+        <w:t>옮겨</w:t>
+      </w:r>
+      <w:r>
+        <w:t xml:space="preserve"> </w:t>
+      </w:r>
+      <w:r>
+        <w:t>배출량을</w:t>
+      </w:r>
+      <w:r>
+        <w:t xml:space="preserve"> </w:t>
+      </w:r>
+      <w:r>
+        <w:t>한</w:t>
+      </w:r>
+      <w:r>
+        <w:t xml:space="preserve"> </w:t>
+      </w:r>
+      <w:r>
+        <w:t>번</w:t>
+      </w:r>
+      <w:r>
+        <w:t xml:space="preserve"> </w:t>
+      </w:r>
+      <w:r>
+        <w:t>더</w:t>
+      </w:r>
+      <w:r>
+        <w:t xml:space="preserve"> </w:t>
+      </w:r>
+      <w:r>
+        <w:t>줄이는</w:t>
+      </w:r>
+      <w:r>
+        <w:t xml:space="preserve"> CAST</w:t>
+      </w:r>
+      <w:r>
+        <w:t>를</w:t>
+      </w:r>
+      <w:r>
+        <w:t xml:space="preserve"> </w:t>
+      </w:r>
+      <w:r>
+        <w:t>제안한다</w:t>
+      </w:r>
+      <w:r>
+        <w:t xml:space="preserve">. </w:t>
+      </w:r>
+      <w:r>
+        <w:t>탄소와</w:t>
+      </w:r>
+      <w:r>
+        <w:t xml:space="preserve"> </w:t>
+      </w:r>
+      <w:r>
+        <w:t>지연</w:t>
+      </w:r>
+      <w:r>
+        <w:t xml:space="preserve"> </w:t>
+      </w:r>
+      <w:r>
+        <w:t>사이의</w:t>
+      </w:r>
+      <w:r>
+        <w:t xml:space="preserve"> </w:t>
+      </w:r>
+      <w:r>
+        <w:t>가중치는</w:t>
+      </w:r>
+      <w:r>
+        <w:t xml:space="preserve"> </w:t>
+      </w:r>
+      <w:r>
+        <w:t>고정하지</w:t>
+      </w:r>
+      <w:r>
+        <w:t xml:space="preserve"> </w:t>
+      </w:r>
+      <w:r>
+        <w:t>않고</w:t>
+      </w:r>
+      <w:r>
+        <w:t xml:space="preserve">, </w:t>
+      </w:r>
+      <w:r>
+        <w:t>매</w:t>
+      </w:r>
+      <w:r>
+        <w:t xml:space="preserve"> </w:t>
+      </w:r>
+      <w:r>
+        <w:t>시간</w:t>
+      </w:r>
+      <w:r>
+        <w:t xml:space="preserve"> </w:t>
+      </w:r>
+      <w:r>
+        <w:t>슬롯마다</w:t>
+      </w:r>
+      <w:r>
+        <w:t xml:space="preserve"> </w:t>
+      </w:r>
+      <w:r>
+        <w:t>파레토</w:t>
+      </w:r>
+      <w:r>
+        <w:t xml:space="preserve"> </w:t>
+      </w:r>
+      <w:r>
+        <w:t>곡선의</w:t>
+      </w:r>
+      <w:r>
+        <w:t xml:space="preserve"> </w:t>
+      </w:r>
+      <w:r>
+        <w:t>무릎점에서</w:t>
+      </w:r>
+      <w:r>
+        <w:t xml:space="preserve"> </w:t>
+      </w:r>
+      <w:r>
+        <w:t>자동으로</w:t>
+      </w:r>
+      <w:r>
+        <w:t xml:space="preserve"> </w:t>
+      </w:r>
+      <w:r>
+        <w:t>정한다</w:t>
+      </w:r>
+      <w:r>
+        <w:t>. 8</w:t>
+      </w:r>
+      <w:r>
+        <w:t>개</w:t>
+      </w:r>
+      <w:r>
+        <w:t xml:space="preserve"> </w:t>
+      </w:r>
+      <w:r>
+        <w:t>리전</w:t>
+      </w:r>
+      <w:r>
+        <w:t>, 1</w:t>
+      </w:r>
+      <w:r>
+        <w:t>년치</w:t>
+      </w:r>
+      <w:r>
+        <w:t xml:space="preserve"> </w:t>
+      </w:r>
+      <w:r>
+        <w:t>실측</w:t>
+      </w:r>
+      <w:r>
+        <w:t xml:space="preserve"> </w:t>
+      </w:r>
+      <w:r>
+        <w:t>탄소</w:t>
+      </w:r>
+      <w:r>
+        <w:t xml:space="preserve"> </w:t>
+      </w:r>
+      <w:r>
+        <w:t>데이터</w:t>
+      </w:r>
+      <w:r>
+        <w:t xml:space="preserve"> </w:t>
+      </w:r>
+      <w:r>
+        <w:t>위에서</w:t>
+      </w:r>
+      <w:r>
+        <w:t xml:space="preserve"> </w:t>
+      </w:r>
+      <w:r>
+        <w:t>돌린</w:t>
+      </w:r>
+      <w:r>
+        <w:t xml:space="preserve"> </w:t>
+      </w:r>
+      <w:r>
+        <w:t>합성</w:t>
+      </w:r>
+      <w:r>
+        <w:t xml:space="preserve"> </w:t>
+      </w:r>
+      <w:r>
+        <w:t>작업</w:t>
+      </w:r>
+      <w:r>
+        <w:t xml:space="preserve"> 146,000</w:t>
+      </w:r>
+      <w:r>
+        <w:t>건으로</w:t>
+      </w:r>
+      <w:r>
+        <w:t xml:space="preserve"> </w:t>
+      </w:r>
+      <w:r>
+        <w:t>실험한</w:t>
+      </w:r>
+      <w:r>
+        <w:t xml:space="preserve"> </w:t>
+      </w:r>
+      <w:r>
+        <w:t>결과</w:t>
+      </w:r>
+      <w:r>
+        <w:t xml:space="preserve">, </w:t>
+      </w:r>
+      <w:r>
+        <w:t>시간</w:t>
+      </w:r>
+      <w:r>
+        <w:t xml:space="preserve"> </w:t>
+      </w:r>
+      <w:r>
+        <w:t>이동만으로</w:t>
+      </w:r>
+      <w:r>
+        <w:t xml:space="preserve"> 18.60%, </w:t>
+      </w:r>
+      <w:r>
+        <w:t>리전</w:t>
+      </w:r>
+      <w:r>
+        <w:t xml:space="preserve"> </w:t>
+      </w:r>
+      <w:r>
+        <w:t>이동만으로</w:t>
+      </w:r>
+      <w:r>
+        <w:t xml:space="preserve"> 56.85%</w:t>
+      </w:r>
+      <w:r>
+        <w:t>를</w:t>
+      </w:r>
+      <w:r>
+        <w:t xml:space="preserve"> </w:t>
+      </w:r>
+      <w:r>
+        <w:t>줄였고</w:t>
+      </w:r>
+      <w:r>
+        <w:t xml:space="preserve"> </w:t>
+      </w:r>
+      <w:r>
+        <w:t>둘을</w:t>
+      </w:r>
+      <w:r>
+        <w:t xml:space="preserve"> </w:t>
+      </w:r>
+      <w:r>
+        <w:t>결합하면</w:t>
+      </w:r>
+      <w:r>
+        <w:t xml:space="preserve"> 63.03%</w:t>
+      </w:r>
+      <w:r>
+        <w:t>를</w:t>
+      </w:r>
+      <w:r>
+        <w:t xml:space="preserve"> </w:t>
+      </w:r>
+      <w:r>
+        <w:t>줄였으며</w:t>
+      </w:r>
+      <w:r>
+        <w:t xml:space="preserve"> </w:t>
+      </w:r>
+      <w:r>
+        <w:t>마감</w:t>
+      </w:r>
+      <w:r>
+        <w:t xml:space="preserve"> </w:t>
+      </w:r>
+      <w:r>
+        <w:t>위반은</w:t>
+      </w:r>
+      <w:r>
+        <w:t xml:space="preserve"> </w:t>
+      </w:r>
+      <w:r>
+        <w:t>없었다</w:t>
+      </w:r>
+      <w:r>
+        <w:t xml:space="preserve">. </w:t>
+      </w:r>
+      <w:r>
+        <w:t>무릎점</w:t>
+      </w:r>
+      <w:r>
+        <w:t xml:space="preserve"> </w:t>
+      </w:r>
+      <w:r>
+        <w:t>자동</w:t>
+      </w:r>
+      <w:r>
+        <w:t xml:space="preserve"> </w:t>
+      </w:r>
+      <w:r>
+        <w:t>선택은</w:t>
+      </w:r>
+      <w:r>
+        <w:t xml:space="preserve"> </w:t>
+      </w:r>
+      <w:r>
+        <w:t>가중치</w:t>
+      </w:r>
+      <w:r>
+        <w:t xml:space="preserve"> </w:t>
+      </w:r>
+      <w:r>
+        <w:t>고정</w:t>
+      </w:r>
+      <w:r>
+        <w:t>(</w:t>
+      </w:r>
+      <w:r>
+        <w:t>알파</w:t>
+      </w:r>
+      <w:r>
+        <w:t xml:space="preserve">=0.5) </w:t>
+      </w:r>
+      <w:r>
+        <w:t>대비</w:t>
+      </w:r>
+      <w:r>
+        <w:t xml:space="preserve"> </w:t>
+      </w:r>
+      <w:r>
+        <w:t>지연</w:t>
+      </w:r>
+      <w:r>
+        <w:t xml:space="preserve"> 6.7ms</w:t>
+      </w:r>
+      <w:r>
+        <w:t>만</w:t>
+      </w:r>
+      <w:r>
+        <w:t xml:space="preserve"> </w:t>
+      </w:r>
+      <w:r>
+        <w:t>더</w:t>
+      </w:r>
+      <w:r>
+        <w:t xml:space="preserve"> </w:t>
+      </w:r>
+      <w:r>
+        <w:t>쓰고</w:t>
+      </w:r>
+      <w:r>
+        <w:t xml:space="preserve"> </w:t>
+      </w:r>
+      <w:r>
+        <w:t>탄소는</w:t>
+      </w:r>
+      <w:r>
+        <w:t xml:space="preserve"> 10.64%</w:t>
+      </w:r>
+      <w:r>
+        <w:t>포인트</w:t>
+      </w:r>
+      <w:r>
+        <w:t xml:space="preserve"> </w:t>
+      </w:r>
+      <w:r>
+        <w:t>더</w:t>
+      </w:r>
+      <w:r>
+        <w:t xml:space="preserve"> </w:t>
+      </w:r>
+      <w:r>
+        <w:t>줄인다</w:t>
+      </w:r>
+      <w:r>
+        <w:t xml:space="preserve">. </w:t>
+      </w:r>
+      <w:r>
+        <w:t>리전별</w:t>
+      </w:r>
+      <w:r>
+        <w:t xml:space="preserve"> </w:t>
+      </w:r>
+      <w:r>
+        <w:t>용량</w:t>
+      </w:r>
+      <w:r>
+        <w:t xml:space="preserve"> </w:t>
+      </w:r>
+      <w:r>
+        <w:t>상한은</w:t>
+      </w:r>
+      <w:r>
+        <w:t xml:space="preserve"> </w:t>
+      </w:r>
+      <w:r>
+        <w:t>온라인으로</w:t>
+      </w:r>
+      <w:r>
+        <w:t xml:space="preserve"> </w:t>
+      </w:r>
+      <w:r>
+        <w:t>강제하며</w:t>
+      </w:r>
+      <w:r>
+        <w:t xml:space="preserve">, </w:t>
+      </w:r>
+      <w:r>
+        <w:t>어떤</w:t>
+      </w:r>
+      <w:r>
+        <w:t xml:space="preserve"> </w:t>
+      </w:r>
+      <w:r>
+        <w:t>작업도</w:t>
+      </w:r>
+      <w:r>
+        <w:t xml:space="preserve"> </w:t>
+      </w:r>
+      <w:r>
+        <w:t>무한히</w:t>
+      </w:r>
+      <w:r>
+        <w:t xml:space="preserve"> </w:t>
+      </w:r>
+      <w:r>
+        <w:t>밀리지</w:t>
+      </w:r>
+      <w:r>
+        <w:t xml:space="preserve"> </w:t>
+      </w:r>
+      <w:r>
+        <w:t>않음을</w:t>
+      </w:r>
+      <w:r>
+        <w:t xml:space="preserve"> </w:t>
+      </w:r>
+      <w:r>
+        <w:t>증명한다</w:t>
+      </w:r>
+      <w:r>
+        <w:t xml:space="preserve">. </w:t>
+      </w:r>
+      <w:r>
+        <w:t>그</w:t>
+      </w:r>
+      <w:r>
+        <w:t xml:space="preserve"> </w:t>
+      </w:r>
+      <w:r>
+        <w:t>대가로</w:t>
+      </w:r>
+      <w:r>
+        <w:t xml:space="preserve"> </w:t>
+      </w:r>
+      <w:r>
+        <w:t>시간</w:t>
+      </w:r>
+      <w:r>
+        <w:t xml:space="preserve"> </w:t>
+      </w:r>
+      <w:r>
+        <w:t>이동의</w:t>
+      </w:r>
+      <w:r>
+        <w:t xml:space="preserve"> </w:t>
+      </w:r>
+      <w:r>
+        <w:t>몫은</w:t>
+      </w:r>
+      <w:r>
+        <w:t xml:space="preserve"> 9.07%</w:t>
+      </w:r>
+      <w:r>
+        <w:t>포인트에서</w:t>
+      </w:r>
+      <w:r>
+        <w:t xml:space="preserve"> 6.18%</w:t>
+      </w:r>
+      <w:r>
+        <w:t>포인트로</w:t>
+      </w:r>
+      <w:r>
+        <w:t xml:space="preserve"> </w:t>
+      </w:r>
+      <w:r>
+        <w:t>준다</w:t>
+      </w:r>
+      <w:r>
+        <w:t>.</w:t>
+      </w:r>
+    </w:p>
+    <w:p>
+      <w:r>
+        <w:rPr>
+          <w:b/>
+          <w:bCs/>
+        </w:rPr>
+        <w:t>주제어</w:t>
+      </w:r>
+      <w:r>
+        <w:rPr>
+          <w:b/>
+          <w:bCs/>
+        </w:rPr>
+        <w:t xml:space="preserve">: </w:t>
+      </w:r>
+      <w:r>
+        <w:t>탄소</w:t>
+      </w:r>
+      <w:r>
+        <w:t xml:space="preserve"> </w:t>
+      </w:r>
+      <w:r>
+        <w:t>인지</w:t>
+      </w:r>
+      <w:r>
+        <w:t xml:space="preserve"> </w:t>
+      </w:r>
+      <w:r>
+        <w:t>스케줄링</w:t>
+      </w:r>
+      <w:r>
+        <w:t xml:space="preserve">, </w:t>
+      </w:r>
+      <w:r>
+        <w:t>워크로드</w:t>
+      </w:r>
+      <w:r>
+        <w:t xml:space="preserve"> </w:t>
+      </w:r>
+      <w:r>
+        <w:t>이동</w:t>
+      </w:r>
+      <w:r>
+        <w:t xml:space="preserve">, </w:t>
+      </w:r>
+      <w:r>
+        <w:t>정수</w:t>
+      </w:r>
+      <w:r>
+        <w:t xml:space="preserve"> </w:t>
+      </w:r>
+      <w:r>
+        <w:t>계획법</w:t>
+      </w:r>
+      <w:r>
+        <w:t xml:space="preserve">, </w:t>
+      </w:r>
+      <w:r>
+        <w:t>리전</w:t>
+      </w:r>
+      <w:r>
+        <w:t xml:space="preserve"> </w:t>
+      </w:r>
+      <w:r>
+        <w:t>용량</w:t>
+      </w:r>
+      <w:r>
+        <w:t>, LSTM</w:t>
+      </w:r>
+    </w:p>
+    <w:p>
+      <w:r>
+        <w:rPr>
+          <w:b/>
+          <w:bCs/>
+        </w:rPr>
+        <w:t xml:space="preserve">Abstract  </w:t>
+      </w:r>
+      <w:r>
+        <w:t>The carbon footprint of a cloud workload varies substantially depending on which region and when it runs. We present CAST, a carbon-aware scheduler that forecasts future carbon intensity with an LSTM, places jobs across regions via integer programming, and further shifts them in time within each job's deadline. Rather than fixing the trade-off between carbon and latency, CAST selects it automatically at every time slot by locating the knee point of the Pareto curve. Evaluated on 146,000 synthetic jobs driven by one year of measured carbon-intensity data across 8 regions, temporal shifting alone reduces emissions by 18.60%, spatial placement alone by 56.85%, and combining both reduces emissions by 63.03% with zero deadline violations. The automatic knee-point weight cuts 10.64 percentage points more carbon than a fixed weight (alpha=0.5), at the cost of only 6.7ms additional latency. CAST enforces per-region capacity limits online and we prove that no job is deferred indefinitely. The cost of this enforcement is quantified: temporal shifting's marginal contribution shrinks from an unconstrained upper bound of 9.07 percentage points to 6.18 percentage points.</w:t>
+      </w:r>
+    </w:p>
+    <w:p>
+      <w:r>
+        <w:rPr>
+          <w:b/>
+          <w:bCs/>
+        </w:rPr>
+        <w:t xml:space="preserve">Keywords: </w:t>
+      </w:r>
+      <w:r>
+        <w:t>Carbon-aware scheduling, Workload shifting, Integer programming, Regional capacity, LSTM</w:t>
       </w:r>
     </w:p>
     <w:p>
